--- a/tests/corpus_v2/docs/sale_0014.docx
+++ b/tests/corpus_v2/docs/sale_0014.docx
@@ -670,7 +670,7 @@
     <w:p>
       <w:r>
         <w:pict>
-          <v:shape id="tb2135" type="#_x0000_t202" style="position:absolute;margin-left:0;margin-top:0;width:400pt;height:40pt">
+          <v:shape id="tb7593" type="#_x0000_t202" style="position:absolute;margin-left:0;margin-top:0;width:400pt;height:40pt">
             <v:textbox>
               <w:txbxContent>
                 <w:p>

--- a/tests/corpus_v2/docs/sale_0014.docx
+++ b/tests/corpus_v2/docs/sale_0014.docx
@@ -21,19 +21,25 @@
         <w:rPr>
           <w:b/>
         </w:rPr>
-        <w:t xml:space="preserve">№ 135/2024-С</w:t>
-      </w:r>
-    </w:p>
-    <w:p/>
-    <w:p>
-      <w:r>
-        <w:t xml:space="preserve">г. Санкт-Петербург</w:t>
+        <w:t xml:space="preserve">№ </w:t>
+      </w:r>
+      <w:r>
+        <w:rPr>
+          <w:b/>
+        </w:rPr>
+        <w:t xml:space="preserve">78764/965-сс</w:t>
+      </w:r>
+    </w:p>
+    <w:p/>
+    <w:p>
+      <w:r>
+        <w:t xml:space="preserve">г. Ростов-на-Дону</w:t>
       </w:r>
       <w:r>
         <w:t xml:space="preserve">     </w:t>
       </w:r>
       <w:r>
-        <w:t xml:space="preserve">«08» сентября 2025 г.</w:t>
+        <w:t xml:space="preserve">«10» февраля 2023 г.</w:t>
       </w:r>
     </w:p>
     <w:p/>
@@ -108,10 +114,10 @@
         <w:t xml:space="preserve">, именуемая в дальнейшем «Покупатель»</w:t>
       </w:r>
       <w:r>
-        <w:t xml:space="preserve">, с другой стороны, совместно именуемые «Стороны», заключили настоящий </w:t>
-      </w:r>
-      <w:r>
-        <w:t xml:space="preserve">Договор № 62/2024-А</w:t>
+        <w:t xml:space="preserve">, с другой стороны, совместно именуемые «Стороны», заключили настоящий Договор № </w:t>
+      </w:r>
+      <w:r>
+        <w:t xml:space="preserve">76/2025-К</w:t>
       </w:r>
       <w:r>
         <w:t xml:space="preserve"> (далее — Договор) о нижеследующем:</w:t>
@@ -158,7 +164,33 @@
         <w:t xml:space="preserve">Расчёты производятся через аккредитив, открываемый Покупателем. Сумма аккредитива: </w:t>
       </w:r>
       <w:r>
-        <w:t xml:space="preserve">включая НДС </w:t>
+        <w:t xml:space="preserve">8530000 (Восемь миллионов пятьсот тридцать тысяч) руб. 00 копеек</w:t>
+      </w:r>
+      <w:r>
+        <w:t xml:space="preserve">, НДС не облагается</w:t>
+      </w:r>
+      <w:r>
+        <w:t xml:space="preserve">.</w:t>
+      </w:r>
+    </w:p>
+    <w:p/>
+    <w:p>
+      <w:r>
+        <w:rPr>
+          <w:b/>
+        </w:rPr>
+        <w:t xml:space="preserve">2. ЦЕНА И ПОРЯДОК РАСЧЁТОВ</w:t>
+      </w:r>
+    </w:p>
+    <w:p>
+      <w:r>
+        <w:t xml:space="preserve">2.1. Общая цена Договора: </w:t>
+      </w:r>
+      <w:r>
+        <w:t xml:space="preserve">82 600 000,9 (восемьдесят два миллиона шестьсот тысяч) ₽</w:t>
+      </w:r>
+      <w:r>
+        <w:t xml:space="preserve">, включая НДС </w:t>
       </w:r>
       <w:r>
         <w:t xml:space="preserve">20%</w:t>
@@ -167,27 +199,7 @@
         <w:t xml:space="preserve"> в размере </w:t>
       </w:r>
       <w:r>
-        <w:t xml:space="preserve">53 766 (Пятьдесят три тысячи семьсот шестьдесят шесть) рублей</w:t>
-      </w:r>
-      <w:r>
-        <w:t xml:space="preserve">.</w:t>
-      </w:r>
-    </w:p>
-    <w:p/>
-    <w:p>
-      <w:r>
-        <w:rPr>
-          <w:b/>
-        </w:rPr>
-        <w:t xml:space="preserve">2. ЦЕНА И ПОРЯДОК РАСЧЁТОВ</w:t>
-      </w:r>
-    </w:p>
-    <w:p>
-      <w:r>
-        <w:t xml:space="preserve">2.1. Общая цена Договора: </w:t>
-      </w:r>
-      <w:r>
-        <w:t xml:space="preserve">Без НДС</w:t>
+        <w:t xml:space="preserve">670002 рубля 00 копеек</w:t>
       </w:r>
       <w:r>
         <w:t xml:space="preserve">.</w:t>
@@ -198,7 +210,7 @@
         <w:t xml:space="preserve">2.2. Налог: </w:t>
       </w:r>
       <w:r>
-        <w:t xml:space="preserve">15% годовых</w:t>
+        <w:t xml:space="preserve">5 (пять) процентов от общей суммы счета</w:t>
       </w:r>
       <w:r>
         <w:t xml:space="preserve">.</w:t>
@@ -209,7 +221,7 @@
         <w:t xml:space="preserve">2.3. Срок оплаты — </w:t>
       </w:r>
       <w:r>
-        <w:t xml:space="preserve">30 дней с момента заключения контракта</w:t>
+        <w:t xml:space="preserve">в течение десяти рабочих дней с момента выставления счета</w:t>
       </w:r>
       <w:r>
         <w:t xml:space="preserve">.</w:t>
@@ -229,7 +241,7 @@
         <w:t xml:space="preserve">, артикул </w:t>
       </w:r>
       <w:r>
-        <w:t xml:space="preserve">RM-4987-20</w:t>
+        <w:t xml:space="preserve">RM-2343-86</w:t>
       </w:r>
       <w:r>
         <w:t xml:space="preserve">, код </w:t>
@@ -289,13 +301,13 @@
         <w:t xml:space="preserve">. Цена — </w:t>
       </w:r>
       <w:r>
-        <w:t xml:space="preserve">1 200 000</w:t>
-      </w:r>
-      <w:r>
-        <w:t xml:space="preserve">, а прописью: </w:t>
-      </w:r>
-      <w:r>
-        <w:t xml:space="preserve">один двести тысяч рублей</w:t>
+        <w:t xml:space="preserve">не более 58 000,36 (Пятидесяти восьми тысяч) RUB</w:t>
+      </w:r>
+      <w:r>
+        <w:t xml:space="preserve">, в т.ч. НДС </w:t>
+      </w:r>
+      <w:r>
+        <w:t xml:space="preserve">18%</w:t>
       </w:r>
       <w:r>
         <w:t xml:space="preserve">.</w:t>
@@ -315,7 +327,7 @@
         <w:t xml:space="preserve">3.1. Место исполнения обязательств: </w:t>
       </w:r>
       <w:r>
-        <w:t xml:space="preserve">Химки Кутузовский 60/3 кв 54</w:t>
+        <w:t xml:space="preserve">Самара Космонавтов 54/4 кв 20</w:t>
       </w:r>
       <w:r>
         <w:t xml:space="preserve">.</w:t>
@@ -332,7 +344,7 @@
         <w:t xml:space="preserve"> по телефону </w:t>
       </w:r>
       <w:r>
-        <w:t xml:space="preserve">+7 (383) 485-29-92</w:t>
+        <w:t xml:space="preserve">+7 (846) 505-21-74</w:t>
       </w:r>
       <w:r>
         <w:t xml:space="preserve">.</w:t>
@@ -343,7 +355,7 @@
         <w:t xml:space="preserve">3.3. Срок исполнения обязательств — </w:t>
       </w:r>
       <w:r>
-        <w:t xml:space="preserve">25 рабочих дней с момента поступления денежных средств на расчетный счет</w:t>
+        <w:t xml:space="preserve">в течение 60 (Шестидесяти) календарных дней с момента подписания акта</w:t>
       </w:r>
       <w:r>
         <w:t xml:space="preserve">.</w:t>
@@ -374,13 +386,19 @@
         <w:t xml:space="preserve">Размер неустойки за нарушение сроков оплаты: </w:t>
       </w:r>
       <w:r>
-        <w:t xml:space="preserve">не более 5% от цены договора</w:t>
+        <w:t xml:space="preserve">5% за каждый день просрочки</w:t>
       </w:r>
       <w:r>
         <w:t xml:space="preserve">. Предельный размер ответственности: </w:t>
       </w:r>
       <w:r>
-        <w:t xml:space="preserve">1/130 ключевой ставки ЦБ РФ</w:t>
+        <w:t xml:space="preserve">1/130 ключевой ставки ЦБ РФ годовых</w:t>
+      </w:r>
+      <w:r>
+        <w:t xml:space="preserve">, но не более </w:t>
+      </w:r>
+      <w:r>
+        <w:t xml:space="preserve">0,3 (трёх десятых) процента от цены Договора</w:t>
       </w:r>
       <w:r>
         <w:t xml:space="preserve">.</w:t>
@@ -402,7 +420,7 @@
         <w:t xml:space="preserve">Сторона, для которой создалась невозможность исполнения, обязана уведомить другую Сторону. Срок уведомления — </w:t>
       </w:r>
       <w:r>
-        <w:t xml:space="preserve">3 рабочих дня</w:t>
+        <w:t xml:space="preserve">в течение трех месяцев со дня предъявления требования</w:t>
       </w:r>
       <w:r>
         <w:t xml:space="preserve">.</w:t>
@@ -416,7 +434,7 @@
         <w:t xml:space="preserve">Все споры и разногласия решаются путём переговоров. Претензионный порядок обязателен, срок ответа на претензию — </w:t>
       </w:r>
       <w:r>
-        <w:t xml:space="preserve">не позднее 04.02.2026</w:t>
+        <w:t xml:space="preserve">в течение 14 банковских дней с момента поступления денежных средств на расчетный счет</w:t>
       </w:r>
       <w:r>
         <w:t xml:space="preserve">.</w:t>
@@ -446,6 +464,72 @@
       </w:r>
       <w:r>
         <w:t xml:space="preserve">пЕтРоВа Мария</w:t>
+      </w:r>
+    </w:p>
+    <w:p/>
+    <w:p/>
+    <w:p>
+      <w:r>
+        <w:rPr>
+          <w:b/>
+        </w:rPr>
+        <w:t xml:space="preserve">9. КОНТРОЛЬНЫЕ ВЕЛИЧИНЫ</w:t>
+      </w:r>
+    </w:p>
+    <w:p>
+      <w:r>
+        <w:t xml:space="preserve">9.1. Контрольная запись: </w:t>
+      </w:r>
+      <w:r>
+        <w:t xml:space="preserve">9/19</w:t>
+      </w:r>
+      <w:r>
+        <w:t xml:space="preserve">.</w:t>
+      </w:r>
+    </w:p>
+    <w:p>
+      <w:r>
+        <w:t xml:space="preserve">9.2. Контрольная запись: </w:t>
+      </w:r>
+      <w:r>
+        <w:rPr>
+          <w:b/>
+        </w:rPr>
+        <w:t xml:space="preserve">495</w:t>
+      </w:r>
+      <w:r>
+        <w:t xml:space="preserve">000,86 (четыреста девяносто пять тысяч) рублей</w:t>
+      </w:r>
+      <w:r>
+        <w:t xml:space="preserve">.</w:t>
+      </w:r>
+    </w:p>
+    <w:p>
+      <w:r>
+        <w:t xml:space="preserve">9.3. Контрольная запись: </w:t>
+      </w:r>
+      <w:r>
+        <w:rPr>
+          <w:b/>
+        </w:rPr>
+        <w:t xml:space="preserve">1</w:t>
+      </w:r>
+      <w:r>
+        <w:t xml:space="preserve">0 (десять) процентов от общей суммы счета</w:t>
+      </w:r>
+      <w:r>
+        <w:t xml:space="preserve">.</w:t>
+      </w:r>
+    </w:p>
+    <w:p>
+      <w:r>
+        <w:t xml:space="preserve">9.4. Контрольная запись: </w:t>
+      </w:r>
+      <w:r>
+        <w:t xml:space="preserve">не позднее 18.05.20 2 5</w:t>
+      </w:r>
+      <w:r>
+        <w:t xml:space="preserve">.</w:t>
       </w:r>
     </w:p>
     <w:p/>
@@ -510,7 +594,7 @@
               <w:t xml:space="preserve">Адрес регистрации: </w:t>
             </w:r>
             <w:r>
-              <w:t xml:space="preserve">Ростов-на-Дону Советская 43/3 кв 27</w:t>
+              <w:t xml:space="preserve">Нижний Новгород, Гагарина 82</w:t>
             </w:r>
           </w:p>
           <w:p>
@@ -549,7 +633,7 @@
               <w:t xml:space="preserve">Тел.: </w:t>
             </w:r>
             <w:r>
-              <w:t xml:space="preserve">+7 (495) 665-33-91</w:t>
+              <w:t xml:space="preserve">+7 (499) 932-59-55</w:t>
             </w:r>
           </w:p>
           <w:p>
@@ -557,7 +641,7 @@
               <w:t xml:space="preserve">E-mail: </w:t>
             </w:r>
             <w:r>
-              <w:t xml:space="preserve">semenov@gmail.com</w:t>
+              <w:t xml:space="preserve">semenov@romashka.ru</w:t>
             </w:r>
           </w:p>
           <w:p/>
@@ -584,7 +668,7 @@
           </w:p>
           <w:p>
             <w:r>
-              <w:t xml:space="preserve">Химки, Промышленная 82</w:t>
+              <w:t xml:space="preserve">Пермь, Баумана 13</w:t>
             </w:r>
           </w:p>
           <w:p>
@@ -605,7 +689,7 @@
               <w:t xml:space="preserve">Адрес регистрации: </w:t>
             </w:r>
             <w:r>
-              <w:t xml:space="preserve">Новосибирск Советская 52/1 кв 54</w:t>
+              <w:t xml:space="preserve">Екатеринбург Мира 48/3 кв 19</w:t>
             </w:r>
           </w:p>
           <w:p>
@@ -644,7 +728,7 @@
               <w:t xml:space="preserve">Тел.: </w:t>
             </w:r>
             <w:r>
-              <w:t xml:space="preserve">+7 (812) 861-47-28</w:t>
+              <w:t xml:space="preserve">+7 (495) 370-97-61</w:t>
             </w:r>
           </w:p>
           <w:p>
@@ -652,7 +736,7 @@
               <w:t xml:space="preserve">E-mail: </w:t>
             </w:r>
             <w:r>
-              <w:t xml:space="preserve">petrova@romashka.ru</w:t>
+              <w:t xml:space="preserve">petrova@inbox.ru</w:t>
             </w:r>
           </w:p>
           <w:p/>
@@ -670,7 +754,7 @@
     <w:p>
       <w:r>
         <w:pict>
-          <v:shape id="tb7593" type="#_x0000_t202" style="position:absolute;margin-left:0;margin-top:0;width:400pt;height:40pt">
+          <v:shape id="tb4518" type="#_x0000_t202" style="position:absolute;margin-left:0;margin-top:0;width:400pt;height:40pt">
             <v:textbox>
               <w:txbxContent>
                 <w:p>
@@ -678,13 +762,13 @@
                     <w:t xml:space="preserve">ВНИМАНИЕ! Бухгалтерия: </w:t>
                   </w:r>
                   <w:r>
-                    <w:t xml:space="preserve">Беляев Пётр Алексеевич</w:t>
+                    <w:t xml:space="preserve">Орлов Дмитрий Алексеевич</w:t>
                   </w:r>
                   <w:r>
                     <w:t xml:space="preserve">, </w:t>
                   </w:r>
                   <w:r>
-                    <w:t xml:space="preserve">+7 (812) 333-75-43 доб. 255</w:t>
+                    <w:t xml:space="preserve">+7 (383) 365-29-79 доб. 697</w:t>
                   </w:r>
                 </w:p>
               </w:txbxContent>

--- a/tests/corpus_v2/docs/sale_0014.docx
+++ b/tests/corpus_v2/docs/sale_0014.docx
@@ -754,7 +754,7 @@
     <w:p>
       <w:r>
         <w:pict>
-          <v:shape id="tb4518" type="#_x0000_t202" style="position:absolute;margin-left:0;margin-top:0;width:400pt;height:40pt">
+          <v:shape id="tb7092" type="#_x0000_t202" style="position:absolute;margin-left:0;margin-top:0;width:400pt;height:40pt">
             <v:textbox>
               <w:txbxContent>
                 <w:p>

--- a/tests/corpus_v2/docs/sale_0014.docx
+++ b/tests/corpus_v2/docs/sale_0014.docx
@@ -481,7 +481,13 @@
         <w:t xml:space="preserve">9.1. Контрольная запись: </w:t>
       </w:r>
       <w:r>
-        <w:t xml:space="preserve">9/19</w:t>
+        <w:rPr>
+          <w:b/>
+        </w:rPr>
+        <w:t xml:space="preserve">9/1</w:t>
+      </w:r>
+      <w:r>
+        <w:t xml:space="preserve">9</w:t>
       </w:r>
       <w:r>
         <w:t xml:space="preserve">.</w:t>

--- a/tests/corpus_v2/docs/sale_0014.docx
+++ b/tests/corpus_v2/docs/sale_0014.docx
@@ -117,7 +117,7 @@
         <w:t xml:space="preserve">, с другой стороны, совместно именуемые «Стороны», заключили настоящий Договор № </w:t>
       </w:r>
       <w:r>
-        <w:t xml:space="preserve">76/2025-К</w:t>
+        <w:t xml:space="preserve">87628/750-сс</w:t>
       </w:r>
       <w:r>
         <w:t xml:space="preserve"> (далее — Договор) о нижеследующем:</w:t>
@@ -164,7 +164,7 @@
         <w:t xml:space="preserve">Расчёты производятся через аккредитив, открываемый Покупателем. Сумма аккредитива: </w:t>
       </w:r>
       <w:r>
-        <w:t xml:space="preserve">8530000 (Восемь миллионов пятьсот тридцать тысяч) руб. 00 копеек</w:t>
+        <w:t xml:space="preserve">5000000 (Пять миллионов) руб. 00 копеек</w:t>
       </w:r>
       <w:r>
         <w:t xml:space="preserve">, НДС не облагается</w:t>
@@ -484,10 +484,10 @@
         <w:rPr>
           <w:b/>
         </w:rPr>
-        <w:t xml:space="preserve">9/1</w:t>
-      </w:r>
-      <w:r>
-        <w:t xml:space="preserve">9</w:t>
+        <w:t xml:space="preserve">72/20</w:t>
+      </w:r>
+      <w:r>
+        <w:t xml:space="preserve">24-К</w:t>
       </w:r>
       <w:r>
         <w:t xml:space="preserve">.</w:t>
@@ -501,10 +501,10 @@
         <w:rPr>
           <w:b/>
         </w:rPr>
-        <w:t xml:space="preserve">495</w:t>
-      </w:r>
-      <w:r>
-        <w:t xml:space="preserve">000,86 (четыреста девяносто пять тысяч) рублей</w:t>
+        <w:t xml:space="preserve">690</w:t>
+      </w:r>
+      <w:r>
+        <w:t xml:space="preserve">0000,42 (шесть миллионов девятьсот тысяч) рублей</w:t>
       </w:r>
       <w:r>
         <w:t xml:space="preserve">.</w:t>
@@ -518,10 +518,10 @@
         <w:rPr>
           <w:b/>
         </w:rPr>
-        <w:t xml:space="preserve">1</w:t>
-      </w:r>
-      <w:r>
-        <w:t xml:space="preserve">0 (десять) процентов от общей суммы счета</w:t>
+        <w:t xml:space="preserve">2</w:t>
+      </w:r>
+      <w:r>
+        <w:t xml:space="preserve">0 (двадцать) процентов от общей суммы счета</w:t>
       </w:r>
       <w:r>
         <w:t xml:space="preserve">.</w:t>
@@ -532,7 +532,7 @@
         <w:t xml:space="preserve">9.4. Контрольная запись: </w:t>
       </w:r>
       <w:r>
-        <w:t xml:space="preserve">не позднее 18.05.20 2 5</w:t>
+        <w:t xml:space="preserve">не позднее 10.04.20 2 5</w:t>
       </w:r>
       <w:r>
         <w:t xml:space="preserve">.</w:t>
@@ -600,7 +600,7 @@
               <w:t xml:space="preserve">Адрес регистрации: </w:t>
             </w:r>
             <w:r>
-              <w:t xml:space="preserve">Нижний Новгород, Гагарина 82</w:t>
+              <w:t xml:space="preserve">Воронеж, Кирова 50</w:t>
             </w:r>
           </w:p>
           <w:p>
@@ -639,7 +639,7 @@
               <w:t xml:space="preserve">Тел.: </w:t>
             </w:r>
             <w:r>
-              <w:t xml:space="preserve">+7 (499) 932-59-55</w:t>
+              <w:t xml:space="preserve">+7 (812) 979-17-53</w:t>
             </w:r>
           </w:p>
           <w:p>
@@ -647,7 +647,7 @@
               <w:t xml:space="preserve">E-mail: </w:t>
             </w:r>
             <w:r>
-              <w:t xml:space="preserve">semenov@romashka.ru</w:t>
+              <w:t xml:space="preserve">semenov@inbox.ru</w:t>
             </w:r>
           </w:p>
           <w:p/>
@@ -674,7 +674,7 @@
           </w:p>
           <w:p>
             <w:r>
-              <w:t xml:space="preserve">Пермь, Баумана 13</w:t>
+              <w:t xml:space="preserve">Екатеринбург, Баумана 13</w:t>
             </w:r>
           </w:p>
           <w:p>
@@ -695,7 +695,7 @@
               <w:t xml:space="preserve">Адрес регистрации: </w:t>
             </w:r>
             <w:r>
-              <w:t xml:space="preserve">Екатеринбург Мира 48/3 кв 19</w:t>
+              <w:t xml:space="preserve">Екатеринбург, Заречная 38</w:t>
             </w:r>
           </w:p>
           <w:p>
@@ -734,7 +734,7 @@
               <w:t xml:space="preserve">Тел.: </w:t>
             </w:r>
             <w:r>
-              <w:t xml:space="preserve">+7 (495) 370-97-61</w:t>
+              <w:t xml:space="preserve">+7 (499) 133-43-97</w:t>
             </w:r>
           </w:p>
           <w:p>

--- a/tests/corpus_v2/docs/sale_0014.docx
+++ b/tests/corpus_v2/docs/sale_0014.docx
@@ -54,7 +54,7 @@
         <w:t xml:space="preserve">паспорт </w:t>
       </w:r>
       <w:r>
-        <w:t xml:space="preserve">07 23 184021</w:t>
+        <w:t xml:space="preserve">87 06 946450</w:t>
       </w:r>
       <w:r>
         <w:t xml:space="preserve">, выдан </w:t>
@@ -72,7 +72,7 @@
         <w:t xml:space="preserve">, код подразделения </w:t>
       </w:r>
       <w:r>
-        <w:t xml:space="preserve">906-655</w:t>
+        <w:t xml:space="preserve">719-180</w:t>
       </w:r>
       <w:r>
         <w:t xml:space="preserve">, именуемый в дальнейшем «Продавец»</w:t>
@@ -90,7 +90,7 @@
         <w:t xml:space="preserve">паспорт </w:t>
       </w:r>
       <w:r>
-        <w:t xml:space="preserve">38 14 808218</w:t>
+        <w:t xml:space="preserve">45 08 435789</w:t>
       </w:r>
       <w:r>
         <w:t xml:space="preserve">, выдан </w:t>
@@ -108,7 +108,7 @@
         <w:t xml:space="preserve">, код подразделения </w:t>
       </w:r>
       <w:r>
-        <w:t xml:space="preserve">306-387</w:t>
+        <w:t xml:space="preserve">387-688</w:t>
       </w:r>
       <w:r>
         <w:t xml:space="preserve">, именуемая в дальнейшем «Покупатель»</w:t>
@@ -298,10 +298,16 @@
         <w:t xml:space="preserve">МКАС при ТПП РФ</w:t>
       </w:r>
       <w:r>
+        <w:t xml:space="preserve">. Товар отгружается с сопроводительным документом паспорт качества № </w:t>
+      </w:r>
+      <w:r>
+        <w:t xml:space="preserve">07 03 964303</w:t>
+      </w:r>
+      <w:r>
         <w:t xml:space="preserve">. Цена — </w:t>
       </w:r>
       <w:r>
-        <w:t xml:space="preserve">не более 58 000,36 (Пятидесяти восьми тысяч) RUB</w:t>
+        <w:t xml:space="preserve">не более 3 020 000,78 (Трёх миллионов двадцати тысяч) RUB</w:t>
       </w:r>
       <w:r>
         <w:t xml:space="preserve">, в т.ч. НДС </w:t>
@@ -327,7 +333,7 @@
         <w:t xml:space="preserve">3.1. Место исполнения обязательств: </w:t>
       </w:r>
       <w:r>
-        <w:t xml:space="preserve">Самара Космонавтов 54/4 кв 20</w:t>
+        <w:t xml:space="preserve">Химки Строителей 49/2 кв 83</w:t>
       </w:r>
       <w:r>
         <w:t xml:space="preserve">.</w:t>
@@ -344,7 +350,7 @@
         <w:t xml:space="preserve"> по телефону </w:t>
       </w:r>
       <w:r>
-        <w:t xml:space="preserve">+7 (846) 505-21-74</w:t>
+        <w:t xml:space="preserve">+7 (843) 194-74-74</w:t>
       </w:r>
       <w:r>
         <w:t xml:space="preserve">.</w:t>
@@ -355,7 +361,7 @@
         <w:t xml:space="preserve">3.3. Срок исполнения обязательств — </w:t>
       </w:r>
       <w:r>
-        <w:t xml:space="preserve">в течение 60 (Шестидесяти) календарных дней с момента подписания акта</w:t>
+        <w:t xml:space="preserve">в течение 5 (Пяти) календарных дней с момента подписания акта</w:t>
       </w:r>
       <w:r>
         <w:t xml:space="preserve">.</w:t>
@@ -420,7 +426,7 @@
         <w:t xml:space="preserve">Сторона, для которой создалась невозможность исполнения, обязана уведомить другую Сторону. Срок уведомления — </w:t>
       </w:r>
       <w:r>
-        <w:t xml:space="preserve">в течение трех месяцев со дня предъявления требования</w:t>
+        <w:t xml:space="preserve">в течение двенадцати месяцев со дня предъявления требования</w:t>
       </w:r>
       <w:r>
         <w:t xml:space="preserve">.</w:t>
@@ -434,7 +440,7 @@
         <w:t xml:space="preserve">Все споры и разногласия решаются путём переговоров. Претензионный порядок обязателен, срок ответа на претензию — </w:t>
       </w:r>
       <w:r>
-        <w:t xml:space="preserve">в течение 14 банковских дней с момента поступления денежных средств на расчетный счет</w:t>
+        <w:t xml:space="preserve">в течение 60 банковских дней с момента поступления денежных средств на расчетный счет</w:t>
       </w:r>
       <w:r>
         <w:t xml:space="preserve">.</w:t>
@@ -484,10 +490,10 @@
         <w:rPr>
           <w:b/>
         </w:rPr>
-        <w:t xml:space="preserve">72/20</w:t>
-      </w:r>
-      <w:r>
-        <w:t xml:space="preserve">24-К</w:t>
+        <w:t xml:space="preserve">39/20</w:t>
+      </w:r>
+      <w:r>
+        <w:t xml:space="preserve">24-П</w:t>
       </w:r>
       <w:r>
         <w:t xml:space="preserve">.</w:t>
@@ -501,10 +507,10 @@
         <w:rPr>
           <w:b/>
         </w:rPr>
-        <w:t xml:space="preserve">690</w:t>
-      </w:r>
-      <w:r>
-        <w:t xml:space="preserve">0000,42 (шесть миллионов девятьсот тысяч) рублей</w:t>
+        <w:t xml:space="preserve">701</w:t>
+      </w:r>
+      <w:r>
+        <w:t xml:space="preserve">0000,69 (семь миллионов десять тысяч) рублей</w:t>
       </w:r>
       <w:r>
         <w:t xml:space="preserve">.</w:t>
@@ -518,10 +524,10 @@
         <w:rPr>
           <w:b/>
         </w:rPr>
-        <w:t xml:space="preserve">2</w:t>
-      </w:r>
-      <w:r>
-        <w:t xml:space="preserve">0 (двадцать) процентов от общей суммы счета</w:t>
+        <w:t xml:space="preserve">1</w:t>
+      </w:r>
+      <w:r>
+        <w:t xml:space="preserve">0 (десять) процентов от общей суммы счета</w:t>
       </w:r>
       <w:r>
         <w:t xml:space="preserve">.</w:t>
@@ -532,7 +538,7 @@
         <w:t xml:space="preserve">9.4. Контрольная запись: </w:t>
       </w:r>
       <w:r>
-        <w:t xml:space="preserve">не позднее 10.04.20 2 5</w:t>
+        <w:t xml:space="preserve">не позднее 07.01.20 2 5</w:t>
       </w:r>
       <w:r>
         <w:t xml:space="preserve">.</w:t>
@@ -600,7 +606,7 @@
               <w:t xml:space="preserve">Адрес регистрации: </w:t>
             </w:r>
             <w:r>
-              <w:t xml:space="preserve">Воронеж, Кирова 50</w:t>
+              <w:t xml:space="preserve">Одинцово, Промышленная 8</w:t>
             </w:r>
           </w:p>
           <w:p>
@@ -608,7 +614,7 @@
               <w:t xml:space="preserve">Паспорт </w:t>
             </w:r>
             <w:r>
-              <w:t xml:space="preserve">07 23 184021</w:t>
+              <w:t xml:space="preserve">87 06 946450</w:t>
             </w:r>
             <w:r>
               <w:t xml:space="preserve">, выдан ТП № 2 ОУФМС России по Московской обл. 22.07.2004</w:t>
@@ -617,7 +623,7 @@
               <w:t xml:space="preserve">, код подразделения </w:t>
             </w:r>
             <w:r>
-              <w:t xml:space="preserve">906-655</w:t>
+              <w:t xml:space="preserve">719-180</w:t>
             </w:r>
           </w:p>
           <w:p>
@@ -625,13 +631,13 @@
               <w:t xml:space="preserve">СНИЛС </w:t>
             </w:r>
             <w:r>
-              <w:t xml:space="preserve">297-621-516 10</w:t>
+              <w:t xml:space="preserve">976-215-160 29</w:t>
             </w:r>
             <w:r>
               <w:t xml:space="preserve"> ИНН </w:t>
             </w:r>
             <w:r>
-              <w:t xml:space="preserve">261054962458</w:t>
+              <w:t xml:space="preserve">610549624201</w:t>
             </w:r>
           </w:p>
           <w:p>
@@ -639,7 +645,7 @@
               <w:t xml:space="preserve">Тел.: </w:t>
             </w:r>
             <w:r>
-              <w:t xml:space="preserve">+7 (812) 979-17-53</w:t>
+              <w:t xml:space="preserve">+7 (812) 513-25-63</w:t>
             </w:r>
           </w:p>
           <w:p>
@@ -647,7 +653,7 @@
               <w:t xml:space="preserve">E-mail: </w:t>
             </w:r>
             <w:r>
-              <w:t xml:space="preserve">semenov@inbox.ru</w:t>
+              <w:t xml:space="preserve">semenov@list.ru</w:t>
             </w:r>
           </w:p>
           <w:p/>
@@ -674,7 +680,7 @@
           </w:p>
           <w:p>
             <w:r>
-              <w:t xml:space="preserve">Екатеринбург, Баумана 13</w:t>
+              <w:t xml:space="preserve">Красногорск, Победы 66</w:t>
             </w:r>
           </w:p>
           <w:p>
@@ -695,7 +701,7 @@
               <w:t xml:space="preserve">Адрес регистрации: </w:t>
             </w:r>
             <w:r>
-              <w:t xml:space="preserve">Екатеринбург, Заречная 38</w:t>
+              <w:t xml:space="preserve">Тверь Советская 88/4 кв 49</w:t>
             </w:r>
           </w:p>
           <w:p>
@@ -703,7 +709,7 @@
               <w:t xml:space="preserve">Паспорт </w:t>
             </w:r>
             <w:r>
-              <w:t xml:space="preserve">38 14 808218</w:t>
+              <w:t xml:space="preserve">45 08 435789</w:t>
             </w:r>
             <w:r>
               <w:t xml:space="preserve">, выдан ОУФМС России по Тверской области в Заволжском р-не 15.05.2020</w:t>
@@ -712,7 +718,7 @@
               <w:t xml:space="preserve">, код подразделения </w:t>
             </w:r>
             <w:r>
-              <w:t xml:space="preserve">306-387</w:t>
+              <w:t xml:space="preserve">387-688</w:t>
             </w:r>
           </w:p>
           <w:p>
@@ -720,13 +726,13 @@
               <w:t xml:space="preserve">СНИЛС </w:t>
             </w:r>
             <w:r>
-              <w:t xml:space="preserve">420-887-569 02</w:t>
+              <w:t xml:space="preserve">887-569-464 06</w:t>
             </w:r>
             <w:r>
               <w:t xml:space="preserve"> ИНН </w:t>
             </w:r>
             <w:r>
-              <w:t xml:space="preserve">536829669559</w:t>
+              <w:t xml:space="preserve">829669542069</w:t>
             </w:r>
           </w:p>
           <w:p>
@@ -734,7 +740,7 @@
               <w:t xml:space="preserve">Тел.: </w:t>
             </w:r>
             <w:r>
-              <w:t xml:space="preserve">+7 (499) 133-43-97</w:t>
+              <w:t xml:space="preserve">+7 (846) 179-93-22</w:t>
             </w:r>
           </w:p>
           <w:p>
@@ -742,7 +748,7 @@
               <w:t xml:space="preserve">E-mail: </w:t>
             </w:r>
             <w:r>
-              <w:t xml:space="preserve">petrova@inbox.ru</w:t>
+              <w:t xml:space="preserve">petrova@gmail.com</w:t>
             </w:r>
           </w:p>
           <w:p/>
@@ -760,7 +766,7 @@
     <w:p>
       <w:r>
         <w:pict>
-          <v:shape id="tb7092" type="#_x0000_t202" style="position:absolute;margin-left:0;margin-top:0;width:400pt;height:40pt">
+          <v:shape id="tb5433" type="#_x0000_t202" style="position:absolute;margin-left:0;margin-top:0;width:400pt;height:40pt">
             <v:textbox>
               <w:txbxContent>
                 <w:p>
@@ -768,13 +774,13 @@
                     <w:t xml:space="preserve">ВНИМАНИЕ! Бухгалтерия: </w:t>
                   </w:r>
                   <w:r>
-                    <w:t xml:space="preserve">Орлов Дмитрий Алексеевич</w:t>
+                    <w:t xml:space="preserve">Кузнецова Екатерина Олеговна</w:t>
                   </w:r>
                   <w:r>
                     <w:t xml:space="preserve">, </w:t>
                   </w:r>
                   <w:r>
-                    <w:t xml:space="preserve">+7 (383) 365-29-79 доб. 697</w:t>
+                    <w:t xml:space="preserve">+7 (495) 271-89-41 доб. 616</w:t>
                   </w:r>
                 </w:p>
               </w:txbxContent>

--- a/tests/corpus_v2/docs/sale_0014.docx
+++ b/tests/corpus_v2/docs/sale_0014.docx
@@ -27,19 +27,19 @@
         <w:rPr>
           <w:b/>
         </w:rPr>
-        <w:t xml:space="preserve">78764/965-сс</w:t>
-      </w:r>
-    </w:p>
-    <w:p/>
-    <w:p>
-      <w:r>
-        <w:t xml:space="preserve">г. Ростов-на-Дону</w:t>
+        <w:t xml:space="preserve">21708/228-сс</w:t>
+      </w:r>
+    </w:p>
+    <w:p/>
+    <w:p>
+      <w:r>
+        <w:t xml:space="preserve">г. Самара</w:t>
       </w:r>
       <w:r>
         <w:t xml:space="preserve">     </w:t>
       </w:r>
       <w:r>
-        <w:t xml:space="preserve">«10» февраля 2023 г.</w:t>
+        <w:t xml:space="preserve">«24» августа 2024 г.</w:t>
       </w:r>
     </w:p>
     <w:p/>
@@ -72,7 +72,7 @@
         <w:t xml:space="preserve">, код подразделения </w:t>
       </w:r>
       <w:r>
-        <w:t xml:space="preserve">719-180</w:t>
+        <w:t xml:space="preserve">906-655</w:t>
       </w:r>
       <w:r>
         <w:t xml:space="preserve">, именуемый в дальнейшем «Продавец»</w:t>
@@ -102,13 +102,13 @@
         <w:t xml:space="preserve"> </w:t>
       </w:r>
       <w:r>
-        <w:t xml:space="preserve">15.05.2020</w:t>
+        <w:t xml:space="preserve">19.10.2006</w:t>
       </w:r>
       <w:r>
         <w:t xml:space="preserve">, код подразделения </w:t>
       </w:r>
       <w:r>
-        <w:t xml:space="preserve">387-688</w:t>
+        <w:t xml:space="preserve">966-475</w:t>
       </w:r>
       <w:r>
         <w:t xml:space="preserve">, именуемая в дальнейшем «Покупатель»</w:t>
@@ -117,7 +117,7 @@
         <w:t xml:space="preserve">, с другой стороны, совместно именуемые «Стороны», заключили настоящий Договор № </w:t>
       </w:r>
       <w:r>
-        <w:t xml:space="preserve">87628/750-сс</w:t>
+        <w:t xml:space="preserve">39281/817-сс</w:t>
       </w:r>
       <w:r>
         <w:t xml:space="preserve"> (далее — Договор) о нижеследующем:</w:t>
@@ -164,7 +164,7 @@
         <w:t xml:space="preserve">Расчёты производятся через аккредитив, открываемый Покупателем. Сумма аккредитива: </w:t>
       </w:r>
       <w:r>
-        <w:t xml:space="preserve">5000000 (Пять миллионов) руб. 00 копеек</w:t>
+        <w:t xml:space="preserve">76000000 (Семьдесят шесть миллионов) руб. 50 копеек</w:t>
       </w:r>
       <w:r>
         <w:t xml:space="preserve">, НДС не облагается</w:t>
@@ -187,7 +187,7 @@
         <w:t xml:space="preserve">2.1. Общая цена Договора: </w:t>
       </w:r>
       <w:r>
-        <w:t xml:space="preserve">82 600 000,9 (восемьдесят два миллиона шестьсот тысяч) ₽</w:t>
+        <w:t xml:space="preserve">670 000,5 (шестьсот семьдесят тысяч) ₽</w:t>
       </w:r>
       <w:r>
         <w:t xml:space="preserve">, включая НДС </w:t>
@@ -199,7 +199,7 @@
         <w:t xml:space="preserve"> в размере </w:t>
       </w:r>
       <w:r>
-        <w:t xml:space="preserve">670002 рубля 00 копеек</w:t>
+        <w:t xml:space="preserve">933002 рубля 50 копеек</w:t>
       </w:r>
       <w:r>
         <w:t xml:space="preserve">.</w:t>
@@ -210,7 +210,7 @@
         <w:t xml:space="preserve">2.2. Налог: </w:t>
       </w:r>
       <w:r>
-        <w:t xml:space="preserve">5 (пять) процентов от общей суммы счета</w:t>
+        <w:t xml:space="preserve">7 (семь) процентов от общей суммы счета</w:t>
       </w:r>
       <w:r>
         <w:t xml:space="preserve">.</w:t>
@@ -221,7 +221,7 @@
         <w:t xml:space="preserve">2.3. Срок оплаты — </w:t>
       </w:r>
       <w:r>
-        <w:t xml:space="preserve">в течение десяти рабочих дней с момента выставления счета</w:t>
+        <w:t xml:space="preserve">в течение пяти рабочих дней с момента выставления счета</w:t>
       </w:r>
       <w:r>
         <w:t xml:space="preserve">.</w:t>
@@ -241,7 +241,7 @@
         <w:t xml:space="preserve">, артикул </w:t>
       </w:r>
       <w:r>
-        <w:t xml:space="preserve">RM-2343-86</w:t>
+        <w:t xml:space="preserve">RM-1769-21</w:t>
       </w:r>
       <w:r>
         <w:t xml:space="preserve">, код </w:t>
@@ -301,13 +301,49 @@
         <w:t xml:space="preserve">. Товар отгружается с сопроводительным документом паспорт качества № </w:t>
       </w:r>
       <w:r>
-        <w:t xml:space="preserve">07 03 964303</w:t>
+        <w:t xml:space="preserve">37 10 643862</w:t>
+      </w:r>
+      <w:r>
+        <w:t xml:space="preserve">. К партии приложен паспорт изделия № </w:t>
+      </w:r>
+      <w:r>
+        <w:t xml:space="preserve">60 10 436544</w:t>
+      </w:r>
+      <w:r>
+        <w:t xml:space="preserve">. Оборудование поставляется с паспортом транспортного средства № </w:t>
+      </w:r>
+      <w:r>
+        <w:t xml:space="preserve">70 13 155746</w:t>
+      </w:r>
+      <w:r>
+        <w:t xml:space="preserve">. Приёмка производится согласно техническому паспорту </w:t>
+      </w:r>
+      <w:r>
+        <w:t xml:space="preserve">83 13 096758</w:t>
+      </w:r>
+      <w:r>
+        <w:t xml:space="preserve">. СНИЛС не указан, номер заказа </w:t>
+      </w:r>
+      <w:r>
+        <w:t xml:space="preserve">519-776-518 12</w:t>
+      </w:r>
+      <w:r>
+        <w:t xml:space="preserve">. Дата рождения не проставлена, документ выдан </w:t>
+      </w:r>
+      <w:r>
+        <w:t xml:space="preserve">04.02.2019</w:t>
+      </w:r>
+      <w:r>
+        <w:t xml:space="preserve">. Код подразделения, см. артикул </w:t>
+      </w:r>
+      <w:r>
+        <w:t xml:space="preserve">569-869</w:t>
       </w:r>
       <w:r>
         <w:t xml:space="preserve">. Цена — </w:t>
       </w:r>
       <w:r>
-        <w:t xml:space="preserve">не более 3 020 000,78 (Трёх миллионов двадцати тысяч) RUB</w:t>
+        <w:t xml:space="preserve">не более 3 160 000,07 (Трёх миллионов ста шестидесяти тысяч) RUB</w:t>
       </w:r>
       <w:r>
         <w:t xml:space="preserve">, в т.ч. НДС </w:t>
@@ -333,7 +369,7 @@
         <w:t xml:space="preserve">3.1. Место исполнения обязательств: </w:t>
       </w:r>
       <w:r>
-        <w:t xml:space="preserve">Химки Строителей 49/2 кв 83</w:t>
+        <w:t xml:space="preserve">Сергиев Посад Тверская 27/1 кв 71</w:t>
       </w:r>
       <w:r>
         <w:t xml:space="preserve">.</w:t>
@@ -350,7 +386,7 @@
         <w:t xml:space="preserve"> по телефону </w:t>
       </w:r>
       <w:r>
-        <w:t xml:space="preserve">+7 (843) 194-74-74</w:t>
+        <w:t xml:space="preserve">+7 (846) 285-91-39</w:t>
       </w:r>
       <w:r>
         <w:t xml:space="preserve">.</w:t>
@@ -361,7 +397,7 @@
         <w:t xml:space="preserve">3.3. Срок исполнения обязательств — </w:t>
       </w:r>
       <w:r>
-        <w:t xml:space="preserve">в течение 5 (Пяти) календарных дней с момента подписания акта</w:t>
+        <w:t xml:space="preserve">в течение 30 (Тридцати) календарных дней с момента подписания акта</w:t>
       </w:r>
       <w:r>
         <w:t xml:space="preserve">.</w:t>
@@ -392,7 +428,7 @@
         <w:t xml:space="preserve">Размер неустойки за нарушение сроков оплаты: </w:t>
       </w:r>
       <w:r>
-        <w:t xml:space="preserve">5% за каждый день просрочки</w:t>
+        <w:t xml:space="preserve">12% за каждый день просрочки</w:t>
       </w:r>
       <w:r>
         <w:t xml:space="preserve">. Предельный размер ответственности: </w:t>
@@ -440,7 +476,7 @@
         <w:t xml:space="preserve">Все споры и разногласия решаются путём переговоров. Претензионный порядок обязателен, срок ответа на претензию — </w:t>
       </w:r>
       <w:r>
-        <w:t xml:space="preserve">в течение 60 банковских дней с момента поступления денежных средств на расчетный счет</w:t>
+        <w:t xml:space="preserve">в течение 30 банковских дней с момента поступления денежных средств на расчетный счет</w:t>
       </w:r>
       <w:r>
         <w:t xml:space="preserve">.</w:t>
@@ -490,10 +526,10 @@
         <w:rPr>
           <w:b/>
         </w:rPr>
-        <w:t xml:space="preserve">39/20</w:t>
-      </w:r>
-      <w:r>
-        <w:t xml:space="preserve">24-П</w:t>
+        <w:t xml:space="preserve">16/20</w:t>
+      </w:r>
+      <w:r>
+        <w:t xml:space="preserve">24-С</w:t>
       </w:r>
       <w:r>
         <w:t xml:space="preserve">.</w:t>
@@ -507,10 +543,10 @@
         <w:rPr>
           <w:b/>
         </w:rPr>
-        <w:t xml:space="preserve">701</w:t>
-      </w:r>
-      <w:r>
-        <w:t xml:space="preserve">0000,69 (семь миллионов десять тысяч) рублей</w:t>
+        <w:t xml:space="preserve">771</w:t>
+      </w:r>
+      <w:r>
+        <w:t xml:space="preserve">0000,18 (семь миллионов семьсот десять тысяч) рублей</w:t>
       </w:r>
       <w:r>
         <w:t xml:space="preserve">.</w:t>
@@ -524,10 +560,10 @@
         <w:rPr>
           <w:b/>
         </w:rPr>
-        <w:t xml:space="preserve">1</w:t>
-      </w:r>
-      <w:r>
-        <w:t xml:space="preserve">0 (десять) процентов от общей суммы счета</w:t>
+        <w:t xml:space="preserve">1/3</w:t>
+      </w:r>
+      <w:r>
+        <w:t xml:space="preserve">00 ключевой ставки ЦБ РФ за каждый день просрочки</w:t>
       </w:r>
       <w:r>
         <w:t xml:space="preserve">.</w:t>
@@ -538,7 +574,7 @@
         <w:t xml:space="preserve">9.4. Контрольная запись: </w:t>
       </w:r>
       <w:r>
-        <w:t xml:space="preserve">не позднее 07.01.20 2 5</w:t>
+        <w:t xml:space="preserve">не позднее 09.11.20 2 6</w:t>
       </w:r>
       <w:r>
         <w:t xml:space="preserve">.</w:t>
@@ -606,7 +642,7 @@
               <w:t xml:space="preserve">Адрес регистрации: </w:t>
             </w:r>
             <w:r>
-              <w:t xml:space="preserve">Одинцово, Промышленная 8</w:t>
+              <w:t xml:space="preserve">Пермь Баумана 13/2 кв 34</w:t>
             </w:r>
           </w:p>
           <w:p>
@@ -623,21 +659,21 @@
               <w:t xml:space="preserve">, код подразделения </w:t>
             </w:r>
             <w:r>
-              <w:t xml:space="preserve">719-180</w:t>
-            </w:r>
-          </w:p>
-          <w:p>
-            <w:r>
-              <w:t xml:space="preserve">СНИЛС </w:t>
-            </w:r>
-            <w:r>
-              <w:t xml:space="preserve">976-215-160 29</w:t>
+              <w:t xml:space="preserve">906-655</w:t>
+            </w:r>
+          </w:p>
+          <w:p>
+            <w:r>
+              <w:t xml:space="preserve">Страховое свидетельство государственного пенсионного страхования № </w:t>
+            </w:r>
+            <w:r>
+              <w:t xml:space="preserve">762-151-602 79</w:t>
             </w:r>
             <w:r>
               <w:t xml:space="preserve"> ИНН </w:t>
             </w:r>
             <w:r>
-              <w:t xml:space="preserve">610549624201</w:t>
+              <w:t xml:space="preserve">105496242903</w:t>
             </w:r>
           </w:p>
           <w:p>
@@ -645,7 +681,7 @@
               <w:t xml:space="preserve">Тел.: </w:t>
             </w:r>
             <w:r>
-              <w:t xml:space="preserve">+7 (812) 513-25-63</w:t>
+              <w:t xml:space="preserve">+7 (499) 624-43-29</w:t>
             </w:r>
           </w:p>
           <w:p>
@@ -653,7 +689,7 @@
               <w:t xml:space="preserve">E-mail: </w:t>
             </w:r>
             <w:r>
-              <w:t xml:space="preserve">semenov@list.ru</w:t>
+              <w:t xml:space="preserve">semenov@bk.ru</w:t>
             </w:r>
           </w:p>
           <w:p/>
@@ -680,7 +716,7 @@
           </w:p>
           <w:p>
             <w:r>
-              <w:t xml:space="preserve">Красногорск, Победы 66</w:t>
+              <w:t xml:space="preserve">Химки, Победы 75</w:t>
             </w:r>
           </w:p>
           <w:p>
@@ -693,7 +729,7 @@
               <w:t xml:space="preserve">Дата рождения: </w:t>
             </w:r>
             <w:r>
-              <w:t xml:space="preserve">27.10.1978</w:t>
+              <w:t xml:space="preserve">17.08.1973</w:t>
             </w:r>
           </w:p>
           <w:p>
@@ -701,7 +737,7 @@
               <w:t xml:space="preserve">Адрес регистрации: </w:t>
             </w:r>
             <w:r>
-              <w:t xml:space="preserve">Тверь Советская 88/4 кв 49</w:t>
+              <w:t xml:space="preserve">Тверь, Кутузовский 65</w:t>
             </w:r>
           </w:p>
           <w:p>
@@ -712,27 +748,27 @@
               <w:t xml:space="preserve">45 08 435789</w:t>
             </w:r>
             <w:r>
-              <w:t xml:space="preserve">, выдан ОУФМС России по Тверской области в Заволжском р-не 15.05.2020</w:t>
+              <w:t xml:space="preserve">, выдан ОУФМС России по Тверской области в Заволжском р-не 19.10.2006</w:t>
             </w:r>
             <w:r>
               <w:t xml:space="preserve">, код подразделения </w:t>
             </w:r>
             <w:r>
-              <w:t xml:space="preserve">387-688</w:t>
-            </w:r>
-          </w:p>
-          <w:p>
-            <w:r>
-              <w:t xml:space="preserve">СНИЛС </w:t>
-            </w:r>
-            <w:r>
-              <w:t xml:space="preserve">887-569-464 06</w:t>
+              <w:t xml:space="preserve">966-475</w:t>
+            </w:r>
+          </w:p>
+          <w:p>
+            <w:r>
+              <w:t xml:space="preserve">СНИЛС № </w:t>
+            </w:r>
+            <w:r>
+              <w:t xml:space="preserve">756 946 465 70</w:t>
             </w:r>
             <w:r>
               <w:t xml:space="preserve"> ИНН </w:t>
             </w:r>
             <w:r>
-              <w:t xml:space="preserve">829669542069</w:t>
+              <w:t xml:space="preserve">966954208820</w:t>
             </w:r>
           </w:p>
           <w:p>
@@ -740,7 +776,7 @@
               <w:t xml:space="preserve">Тел.: </w:t>
             </w:r>
             <w:r>
-              <w:t xml:space="preserve">+7 (846) 179-93-22</w:t>
+              <w:t xml:space="preserve">+7 (383) 851-94-21</w:t>
             </w:r>
           </w:p>
           <w:p>
@@ -748,7 +784,7 @@
               <w:t xml:space="preserve">E-mail: </w:t>
             </w:r>
             <w:r>
-              <w:t xml:space="preserve">petrova@gmail.com</w:t>
+              <w:t xml:space="preserve">petrova@romashka.ru</w:t>
             </w:r>
           </w:p>
           <w:p/>
@@ -766,7 +802,7 @@
     <w:p>
       <w:r>
         <w:pict>
-          <v:shape id="tb5433" type="#_x0000_t202" style="position:absolute;margin-left:0;margin-top:0;width:400pt;height:40pt">
+          <v:shape id="tb2411" type="#_x0000_t202" style="position:absolute;margin-left:0;margin-top:0;width:400pt;height:40pt">
             <v:textbox>
               <w:txbxContent>
                 <w:p>
@@ -774,13 +810,13 @@
                     <w:t xml:space="preserve">ВНИМАНИЕ! Бухгалтерия: </w:t>
                   </w:r>
                   <w:r>
-                    <w:t xml:space="preserve">Кузнецова Екатерина Олеговна</w:t>
+                    <w:t xml:space="preserve">Кузнецов Михаил Павлович</w:t>
                   </w:r>
                   <w:r>
                     <w:t xml:space="preserve">, </w:t>
                   </w:r>
                   <w:r>
-                    <w:t xml:space="preserve">+7 (495) 271-89-41 доб. 616</w:t>
+                    <w:t xml:space="preserve">+7 (495) 242-91-27 доб. 458</w:t>
                   </w:r>
                 </w:p>
               </w:txbxContent>

--- a/tests/corpus_v2/docs/sale_0014.docx
+++ b/tests/corpus_v2/docs/sale_0014.docx
@@ -355,241 +355,120 @@
         <w:t xml:space="preserve">.</w:t>
       </w:r>
     </w:p>
-    <w:p/>
-    <w:p>
-      <w:r>
-        <w:rPr>
-          <w:b/>
-        </w:rPr>
-        <w:t xml:space="preserve">3. МЕСТО И СРОКИ ИСПОЛНЕНИЯ</w:t>
-      </w:r>
-    </w:p>
-    <w:p>
-      <w:r>
-        <w:t xml:space="preserve">3.1. Место исполнения обязательств: </w:t>
-      </w:r>
-      <w:r>
-        <w:t xml:space="preserve">Сергиев Посад Тверская 27/1 кв 71</w:t>
-      </w:r>
-      <w:r>
-        <w:t xml:space="preserve">.</w:t>
-      </w:r>
-    </w:p>
-    <w:p>
-      <w:r>
-        <w:t xml:space="preserve">3.2. Уведомления направляются </w:t>
-      </w:r>
-      <w:r>
-        <w:t xml:space="preserve">Петровой Марии Дмитриевне</w:t>
-      </w:r>
-      <w:r>
-        <w:t xml:space="preserve"> по телефону </w:t>
-      </w:r>
-      <w:r>
-        <w:t xml:space="preserve">+7 (846) 285-91-39</w:t>
-      </w:r>
-      <w:r>
-        <w:t xml:space="preserve">.</w:t>
-      </w:r>
-    </w:p>
-    <w:p>
-      <w:r>
-        <w:t xml:space="preserve">3.3. Срок исполнения обязательств — </w:t>
-      </w:r>
-      <w:r>
-        <w:t xml:space="preserve">в течение 30 (Тридцати) календарных дней с момента подписания акта</w:t>
-      </w:r>
-      <w:r>
-        <w:t xml:space="preserve">.</w:t>
-      </w:r>
-    </w:p>
-    <w:p/>
-    <w:p>
-      <w:r>
-        <w:rPr>
-          <w:b/>
-        </w:rPr>
-        <w:t xml:space="preserve">4. ПРОЧИЕ УСЛОВИЯ</w:t>
-      </w:r>
-    </w:p>
-    <w:p>
-      <w:r>
-        <w:t xml:space="preserve">4.1. </w:t>
-      </w:r>
-      <w:r>
-        <w:t xml:space="preserve">Стороны несут ответственность за неисполнение или ненадлежащее исполнение обязательств в соответствии с законодательством Российской Федерации.</w:t>
-      </w:r>
-    </w:p>
-    <w:p>
-      <w:r>
-        <w:t xml:space="preserve">4.2. </w:t>
-      </w:r>
-      <w:r>
-        <w:t xml:space="preserve">Размер неустойки за нарушение сроков оплаты: </w:t>
-      </w:r>
-      <w:r>
-        <w:t xml:space="preserve">12% за каждый день просрочки</w:t>
-      </w:r>
-      <w:r>
-        <w:t xml:space="preserve">. Предельный размер ответственности: </w:t>
-      </w:r>
-      <w:r>
-        <w:t xml:space="preserve">1/130 ключевой ставки ЦБ РФ годовых</w:t>
-      </w:r>
-      <w:r>
-        <w:t xml:space="preserve">, но не более </w:t>
-      </w:r>
-      <w:r>
-        <w:t xml:space="preserve">0,3 (трёх десятых) процента от цены Договора</w:t>
-      </w:r>
-      <w:r>
-        <w:t xml:space="preserve">.</w:t>
-      </w:r>
-    </w:p>
-    <w:p>
-      <w:r>
-        <w:t xml:space="preserve">4.3. </w:t>
-      </w:r>
-      <w:r>
-        <w:t xml:space="preserve">Стороны освобождаются от ответственности при наступлении обстоятельств непреодолимой силы, если они прямо повлияли на исполнение обязательств.</w:t>
-      </w:r>
-    </w:p>
-    <w:p>
-      <w:r>
-        <w:t xml:space="preserve">4.4. </w:t>
-      </w:r>
-      <w:r>
-        <w:t xml:space="preserve">Сторона, для которой создалась невозможность исполнения, обязана уведомить другую Сторону. Срок уведомления — </w:t>
-      </w:r>
-      <w:r>
-        <w:t xml:space="preserve">в течение двенадцати месяцев со дня предъявления требования</w:t>
-      </w:r>
-      <w:r>
-        <w:t xml:space="preserve">.</w:t>
-      </w:r>
-    </w:p>
-    <w:p>
-      <w:r>
-        <w:t xml:space="preserve">4.5. </w:t>
-      </w:r>
-      <w:r>
-        <w:t xml:space="preserve">Все споры и разногласия решаются путём переговоров. Претензионный порядок обязателен, срок ответа на претензию — </w:t>
-      </w:r>
-      <w:r>
-        <w:t xml:space="preserve">в течение 30 банковских дней с момента поступления денежных средств на расчетный счет</w:t>
-      </w:r>
-      <w:r>
-        <w:t xml:space="preserve">.</w:t>
-      </w:r>
-    </w:p>
-    <w:p/>
-    <w:p/>
-    <w:p>
-      <w:r>
-        <w:rPr>
-          <w:b/>
-        </w:rPr>
-        <w:t xml:space="preserve">10. ДОПОЛНИТЕЛЬНЫЕ СВЕДЕНИЯ О СТОРОНАХ</w:t>
-      </w:r>
-    </w:p>
-    <w:p>
-      <w:r>
-        <w:t xml:space="preserve">Уполномоченный представитель: </w:t>
-      </w:r>
-      <w:r>
-        <w:t xml:space="preserve">Семёно­в‍ Николай Юрьевич</w:t>
-      </w:r>
-    </w:p>
-    <w:p>
-      <w:r>
-        <w:t xml:space="preserve">Согласовано: </w:t>
-      </w:r>
-      <w:r>
-        <w:t xml:space="preserve">пЕтРоВа Мария</w:t>
-      </w:r>
-    </w:p>
-    <w:p/>
-    <w:p/>
-    <w:p>
-      <w:r>
-        <w:rPr>
-          <w:b/>
-        </w:rPr>
-        <w:t xml:space="preserve">9. КОНТРОЛЬНЫЕ ВЕЛИЧИНЫ</w:t>
-      </w:r>
-    </w:p>
-    <w:p>
-      <w:r>
-        <w:t xml:space="preserve">9.1. Контрольная запись: </w:t>
-      </w:r>
-      <w:r>
-        <w:rPr>
-          <w:b/>
-        </w:rPr>
-        <w:t xml:space="preserve">16/20</w:t>
-      </w:r>
-      <w:r>
-        <w:t xml:space="preserve">24-С</w:t>
-      </w:r>
-      <w:r>
-        <w:t xml:space="preserve">.</w:t>
-      </w:r>
-    </w:p>
-    <w:p>
-      <w:r>
-        <w:t xml:space="preserve">9.2. Контрольная запись: </w:t>
-      </w:r>
-      <w:r>
-        <w:rPr>
-          <w:b/>
-        </w:rPr>
-        <w:t xml:space="preserve">771</w:t>
-      </w:r>
-      <w:r>
-        <w:t xml:space="preserve">0000,18 (семь миллионов семьсот десять тысяч) рублей</w:t>
-      </w:r>
-      <w:r>
-        <w:t xml:space="preserve">.</w:t>
-      </w:r>
-    </w:p>
-    <w:p>
-      <w:r>
-        <w:t xml:space="preserve">9.3. Контрольная запись: </w:t>
-      </w:r>
-      <w:r>
-        <w:rPr>
-          <w:b/>
-        </w:rPr>
-        <w:t xml:space="preserve">1/3</w:t>
-      </w:r>
-      <w:r>
-        <w:t xml:space="preserve">00 ключевой ставки ЦБ РФ за каждый день просрочки</w:t>
-      </w:r>
-      <w:r>
-        <w:t xml:space="preserve">.</w:t>
-      </w:r>
-    </w:p>
-    <w:p>
-      <w:r>
-        <w:t xml:space="preserve">9.4. Контрольная запись: </w:t>
-      </w:r>
-      <w:r>
-        <w:t xml:space="preserve">не позднее 09.11.20 2 6</w:t>
-      </w:r>
-      <w:r>
-        <w:t xml:space="preserve">.</w:t>
-      </w:r>
-    </w:p>
-    <w:p/>
-    <w:p>
-      <w:r>
-        <w:rPr>
-          <w:b/>
-        </w:rPr>
-        <w:t xml:space="preserve">РЕКВИЗИТЫ И ПОДПИСИ СТОРОН</w:t>
-      </w:r>
-    </w:p>
-    <w:p/>
+    <w:p>
+      <w:r>
+        <w:t xml:space="preserve">2.5. </w:t>
+      </w:r>
+      <w:r>
+        <w:t xml:space="preserve">Товар маркирован штрихкодом </w:t>
+      </w:r>
+      <w:r>
+        <w:t xml:space="preserve">4601292138259</w:t>
+      </w:r>
+      <w:r>
+        <w:t xml:space="preserve">. Код контрагента по ОКПО — </w:t>
+      </w:r>
+      <w:r>
+        <w:t xml:space="preserve">3956877508</w:t>
+      </w:r>
+      <w:r>
+        <w:t xml:space="preserve">. Оборудование учтено под инвентарным номером </w:t>
+      </w:r>
+      <w:r>
+        <w:t xml:space="preserve">049268402</w:t>
+      </w:r>
+      <w:r>
+        <w:t xml:space="preserve">, складской позиции присвоен номер </w:t>
+      </w:r>
+      <w:r>
+        <w:t xml:space="preserve">766258274</w:t>
+      </w:r>
+      <w:r>
+        <w:t xml:space="preserve">.</w:t>
+      </w:r>
+    </w:p>
+    <w:p>
+      <w:r>
+        <w:t xml:space="preserve">2.6. </w:t>
+      </w:r>
+      <w:r>
+        <w:t xml:space="preserve">Оплата по счёту-фактуре на КБК </w:t>
+      </w:r>
+      <w:r>
+        <w:t xml:space="preserve">18210101011011000133</w:t>
+      </w:r>
+      <w:r>
+        <w:t xml:space="preserve">. ИНН не присвоен, регистрационный № </w:t>
+      </w:r>
+      <w:r>
+        <w:t xml:space="preserve">4132390766</w:t>
+      </w:r>
+      <w:r>
+        <w:t xml:space="preserve">. ИНН не присвоен, платёжный документ № </w:t>
+      </w:r>
+      <w:r>
+        <w:t xml:space="preserve">428692025460</w:t>
+      </w:r>
+      <w:r>
+        <w:t xml:space="preserve">. Заказчик действует в лице </w:t>
+      </w:r>
+      <w:r>
+        <w:t xml:space="preserve">уполномоченного представителя</w:t>
+      </w:r>
+      <w:r>
+        <w:t xml:space="preserve">, назначаемого приказом.</w:t>
+      </w:r>
+    </w:p>
+    <w:p>
+      <w:r>
+        <w:t xml:space="preserve">2.7. </w:t>
+      </w:r>
+      <w:r>
+        <w:t xml:space="preserve">Массовая доля влаги в товаре — </w:t>
+      </w:r>
+      <w:r>
+        <w:t xml:space="preserve">не более 13 %</w:t>
+      </w:r>
+      <w:r>
+        <w:t xml:space="preserve">. Товар подлежит хранению </w:t>
+      </w:r>
+      <w:r>
+        <w:t xml:space="preserve">в течение 12 часов</w:t>
+      </w:r>
+      <w:r>
+        <w:t xml:space="preserve"> при температуре не выше +4 °C. Срок исковой давности по требованиям, вытекающим из Договора, составляет </w:t>
+      </w:r>
+      <w:r>
+        <w:t xml:space="preserve">в течение трёх лет</w:t>
+      </w:r>
+      <w:r>
+        <w:t xml:space="preserve">, как установлено статьёй 196 Гражданского кодекса Российской Федерации. Обработка данных ведётся согласно Федеральному закону от 27.07.2006 № 152-ФЗ </w:t>
+      </w:r>
+      <w:r>
+        <w:t xml:space="preserve">«О персональных данных»</w:t>
+      </w:r>
+      <w:r>
+        <w:t xml:space="preserve">. Товар поставляется под маркой </w:t>
+      </w:r>
+      <w:r>
+        <w:t xml:space="preserve">«Стандарт»</w:t>
+      </w:r>
+      <w:r>
+        <w:t xml:space="preserve">. Влажность определяется </w:t>
+      </w:r>
+      <w:r>
+        <w:t xml:space="preserve">по методу Кьельдаля</w:t>
+      </w:r>
+      <w:r>
+        <w:t xml:space="preserve">. Споры передаются на рассмотрение в Арбитражный суд </w:t>
+      </w:r>
+      <w:r>
+        <w:t xml:space="preserve">города Москвы</w:t>
+      </w:r>
+      <w:r>
+        <w:t xml:space="preserve">.</w:t>
+      </w:r>
+    </w:p>
     <w:tbl>
       <w:tblPr>
         <w:tblW w:w="9360" w:type="dxa"/>
@@ -613,92 +492,7 @@
           </w:tcPr>
           <w:p>
             <w:r>
-              <w:rPr>
-                <w:b/>
-              </w:rPr>
-              <w:t xml:space="preserve">Продавец:</w:t>
-            </w:r>
-          </w:p>
-          <w:p>
-            <w:r>
-              <w:t xml:space="preserve">Семёнов Николай Юрьевич</w:t>
-            </w:r>
-          </w:p>
-          <w:p>
-            <w:r>
-              <w:t xml:space="preserve">Семёнов Николай Юрьевич</w:t>
-            </w:r>
-          </w:p>
-          <w:p>
-            <w:r>
-              <w:t xml:space="preserve">Дата рождения: </w:t>
-            </w:r>
-            <w:r>
-              <w:t xml:space="preserve">23.05.1976</w:t>
-            </w:r>
-          </w:p>
-          <w:p>
-            <w:r>
-              <w:t xml:space="preserve">Адрес регистрации: </w:t>
-            </w:r>
-            <w:r>
-              <w:t xml:space="preserve">Пермь Баумана 13/2 кв 34</w:t>
-            </w:r>
-          </w:p>
-          <w:p>
-            <w:r>
-              <w:t xml:space="preserve">Паспорт </w:t>
-            </w:r>
-            <w:r>
-              <w:t xml:space="preserve">87 06 946450</w:t>
-            </w:r>
-            <w:r>
-              <w:t xml:space="preserve">, выдан ТП № 2 ОУФМС России по Московской обл. 22.07.2004</w:t>
-            </w:r>
-            <w:r>
-              <w:t xml:space="preserve">, код подразделения </w:t>
-            </w:r>
-            <w:r>
-              <w:t xml:space="preserve">906-655</w:t>
-            </w:r>
-          </w:p>
-          <w:p>
-            <w:r>
-              <w:t xml:space="preserve">Страховое свидетельство государственного пенсионного страхования № </w:t>
-            </w:r>
-            <w:r>
-              <w:t xml:space="preserve">762-151-602 79</w:t>
-            </w:r>
-            <w:r>
-              <w:t xml:space="preserve"> ИНН </w:t>
-            </w:r>
-            <w:r>
-              <w:t xml:space="preserve">105496242903</w:t>
-            </w:r>
-          </w:p>
-          <w:p>
-            <w:r>
-              <w:t xml:space="preserve">Тел.: </w:t>
-            </w:r>
-            <w:r>
-              <w:t xml:space="preserve">+7 (499) 624-43-29</w:t>
-            </w:r>
-          </w:p>
-          <w:p>
-            <w:r>
-              <w:t xml:space="preserve">E-mail: </w:t>
-            </w:r>
-            <w:r>
-              <w:t xml:space="preserve">semenov@bk.ru</w:t>
-            </w:r>
-          </w:p>
-          <w:p/>
-          <w:p>
-            <w:r>
-              <w:t xml:space="preserve">______________ </w:t>
-            </w:r>
-            <w:r>
-              <w:t xml:space="preserve">Семёнов Н. Ю.</w:t>
+              <w:t xml:space="preserve">8</w:t>
             </w:r>
           </w:p>
         </w:tc>
@@ -708,6 +502,365 @@
           </w:tcPr>
           <w:p>
             <w:r>
+              <w:t xml:space="preserve">5759768919</w:t>
+            </w:r>
+          </w:p>
+        </w:tc>
+      </w:tr>
+    </w:tbl>
+    <w:p/>
+    <w:p>
+      <w:r>
+        <w:rPr>
+          <w:b/>
+        </w:rPr>
+        <w:t xml:space="preserve">3. МЕСТО И СРОКИ ИСПОЛНЕНИЯ</w:t>
+      </w:r>
+    </w:p>
+    <w:p>
+      <w:r>
+        <w:t xml:space="preserve">3.1. Место исполнения обязательств: </w:t>
+      </w:r>
+      <w:r>
+        <w:t xml:space="preserve">Екатеринбург, Заречная 38</w:t>
+      </w:r>
+      <w:r>
+        <w:t xml:space="preserve">.</w:t>
+      </w:r>
+    </w:p>
+    <w:p>
+      <w:r>
+        <w:t xml:space="preserve">3.2. Уведомления направляются </w:t>
+      </w:r>
+      <w:r>
+        <w:t xml:space="preserve">Петровой Марии Дмитриевне</w:t>
+      </w:r>
+      <w:r>
+        <w:t xml:space="preserve"> по телефону </w:t>
+      </w:r>
+      <w:r>
+        <w:t xml:space="preserve">+7 (499) 133-43-97</w:t>
+      </w:r>
+      <w:r>
+        <w:t xml:space="preserve">.</w:t>
+      </w:r>
+    </w:p>
+    <w:p>
+      <w:r>
+        <w:t xml:space="preserve">3.3. Срок исполнения обязательств — </w:t>
+      </w:r>
+      <w:r>
+        <w:t xml:space="preserve">в течение 30 (Тридцати) календарных дней с момента подписания акта</w:t>
+      </w:r>
+      <w:r>
+        <w:t xml:space="preserve">.</w:t>
+      </w:r>
+    </w:p>
+    <w:p/>
+    <w:p>
+      <w:r>
+        <w:rPr>
+          <w:b/>
+        </w:rPr>
+        <w:t xml:space="preserve">4. ПРОЧИЕ УСЛОВИЯ</w:t>
+      </w:r>
+    </w:p>
+    <w:p>
+      <w:r>
+        <w:t xml:space="preserve">4.1. </w:t>
+      </w:r>
+      <w:r>
+        <w:t xml:space="preserve">Стороны несут ответственность за неисполнение или ненадлежащее исполнение обязательств в соответствии с законодательством Российской Федерации.</w:t>
+      </w:r>
+    </w:p>
+    <w:p>
+      <w:r>
+        <w:t xml:space="preserve">4.2. </w:t>
+      </w:r>
+      <w:r>
+        <w:t xml:space="preserve">Размер неустойки за нарушение сроков оплаты: </w:t>
+      </w:r>
+      <w:r>
+        <w:t xml:space="preserve">15% за каждый день просрочки</w:t>
+      </w:r>
+      <w:r>
+        <w:t xml:space="preserve">. Предельный размер ответственности: </w:t>
+      </w:r>
+      <w:r>
+        <w:t xml:space="preserve">1/130 ключевой ставки ЦБ РФ годовых</w:t>
+      </w:r>
+      <w:r>
+        <w:t xml:space="preserve">, но не более </w:t>
+      </w:r>
+      <w:r>
+        <w:t xml:space="preserve">0,3 (трёх десятых) процента от цены Договора</w:t>
+      </w:r>
+      <w:r>
+        <w:t xml:space="preserve">.</w:t>
+      </w:r>
+    </w:p>
+    <w:p>
+      <w:r>
+        <w:t xml:space="preserve">4.3. </w:t>
+      </w:r>
+      <w:r>
+        <w:t xml:space="preserve">Стороны освобождаются от ответственности при наступлении обстоятельств непреодолимой силы, если они прямо повлияли на исполнение обязательств.</w:t>
+      </w:r>
+    </w:p>
+    <w:p>
+      <w:r>
+        <w:t xml:space="preserve">4.4. </w:t>
+      </w:r>
+      <w:r>
+        <w:t xml:space="preserve">Сторона, для которой создалась невозможность исполнения, обязана уведомить другую Сторону. Срок уведомления — </w:t>
+      </w:r>
+      <w:r>
+        <w:t xml:space="preserve">в течение трех месяцев со дня предъявления требования</w:t>
+      </w:r>
+      <w:r>
+        <w:t xml:space="preserve">.</w:t>
+      </w:r>
+    </w:p>
+    <w:p>
+      <w:r>
+        <w:t xml:space="preserve">4.5. </w:t>
+      </w:r>
+      <w:r>
+        <w:t xml:space="preserve">Все споры и разногласия решаются путём переговоров. Претензионный порядок обязателен, срок ответа на претензию — </w:t>
+      </w:r>
+      <w:r>
+        <w:t xml:space="preserve">в течение 10 банковских дней с момента поступления денежных средств на расчетный счет</w:t>
+      </w:r>
+      <w:r>
+        <w:t xml:space="preserve">.</w:t>
+      </w:r>
+    </w:p>
+    <w:p/>
+    <w:p/>
+    <w:p>
+      <w:r>
+        <w:rPr>
+          <w:b/>
+        </w:rPr>
+        <w:t xml:space="preserve">10. ДОПОЛНИТЕЛЬНЫЕ СВЕДЕНИЯ О СТОРОНАХ</w:t>
+      </w:r>
+    </w:p>
+    <w:p>
+      <w:r>
+        <w:t xml:space="preserve">Уполномоченный представитель: </w:t>
+      </w:r>
+      <w:r>
+        <w:t xml:space="preserve">Семёно­в‍ Николай Юрьевич</w:t>
+      </w:r>
+    </w:p>
+    <w:p>
+      <w:r>
+        <w:t xml:space="preserve">Согласовано: </w:t>
+      </w:r>
+      <w:r>
+        <w:t xml:space="preserve">пЕтРоВа Мария</w:t>
+      </w:r>
+    </w:p>
+    <w:p/>
+    <w:p/>
+    <w:p>
+      <w:r>
+        <w:rPr>
+          <w:b/>
+        </w:rPr>
+        <w:t xml:space="preserve">9. КОНТРОЛЬНЫЕ ВЕЛИЧИНЫ</w:t>
+      </w:r>
+    </w:p>
+    <w:p>
+      <w:r>
+        <w:t xml:space="preserve">9.1. Контрольная запись: </w:t>
+      </w:r>
+      <w:r>
+        <w:rPr>
+          <w:b/>
+        </w:rPr>
+        <w:t xml:space="preserve">99/20</w:t>
+      </w:r>
+      <w:r>
+        <w:t xml:space="preserve">24-А</w:t>
+      </w:r>
+      <w:r>
+        <w:t xml:space="preserve">.</w:t>
+      </w:r>
+    </w:p>
+    <w:p>
+      <w:r>
+        <w:t xml:space="preserve">9.2. Контрольная запись: </w:t>
+      </w:r>
+      <w:r>
+        <w:rPr>
+          <w:b/>
+        </w:rPr>
+        <w:t xml:space="preserve">534</w:t>
+      </w:r>
+      <w:r>
+        <w:t xml:space="preserve">0000,19 (пять миллионов триста сорок тысяч) рублей</w:t>
+      </w:r>
+      <w:r>
+        <w:t xml:space="preserve">.</w:t>
+      </w:r>
+    </w:p>
+    <w:p>
+      <w:r>
+        <w:t xml:space="preserve">9.3. Контрольная запись: </w:t>
+      </w:r>
+      <w:r>
+        <w:rPr>
+          <w:b/>
+        </w:rPr>
+        <w:t xml:space="preserve">2</w:t>
+      </w:r>
+      <w:r>
+        <w:t xml:space="preserve">0 (двадцать) процентов от общей суммы счета</w:t>
+      </w:r>
+      <w:r>
+        <w:t xml:space="preserve">.</w:t>
+      </w:r>
+    </w:p>
+    <w:p>
+      <w:r>
+        <w:t xml:space="preserve">9.4. Контрольная запись: </w:t>
+      </w:r>
+      <w:r>
+        <w:t xml:space="preserve">не позднее 19.02.20 2 5</w:t>
+      </w:r>
+      <w:r>
+        <w:t xml:space="preserve">.</w:t>
+      </w:r>
+    </w:p>
+    <w:p/>
+    <w:p>
+      <w:r>
+        <w:rPr>
+          <w:b/>
+        </w:rPr>
+        <w:t xml:space="preserve">РЕКВИЗИТЫ И ПОДПИСИ СТОРОН</w:t>
+      </w:r>
+    </w:p>
+    <w:p/>
+    <w:tbl>
+      <w:tblPr>
+        <w:tblW w:w="9360" w:type="dxa"/>
+        <w:tblBorders>
+          <w:top w:val="single" w:sz="4" w:color="auto"/>
+          <w:left w:val="single" w:sz="4" w:color="auto"/>
+          <w:bottom w:val="single" w:sz="4" w:color="auto"/>
+          <w:right w:val="single" w:sz="4" w:color="auto"/>
+          <w:insideH w:val="single" w:sz="4" w:color="auto"/>
+          <w:insideV w:val="single" w:sz="4" w:color="auto"/>
+        </w:tblBorders>
+      </w:tblPr>
+      <w:tblGrid>
+        <w:gridCol w:w="4680"/>
+        <w:gridCol w:w="4680"/>
+      </w:tblGrid>
+      <w:tr>
+        <w:tc>
+          <w:tcPr>
+            <w:tcW w:w="4680" w:type="dxa"/>
+          </w:tcPr>
+          <w:p>
+            <w:r>
+              <w:rPr>
+                <w:b/>
+              </w:rPr>
+              <w:t xml:space="preserve">Продавец:</w:t>
+            </w:r>
+          </w:p>
+          <w:p>
+            <w:r>
+              <w:t xml:space="preserve">Семёнов Николай Юрьевич</w:t>
+            </w:r>
+          </w:p>
+          <w:p>
+            <w:r>
+              <w:t xml:space="preserve">Семёнов Николай Юрьевич</w:t>
+            </w:r>
+          </w:p>
+          <w:p>
+            <w:r>
+              <w:t xml:space="preserve">Дата рождения: </w:t>
+            </w:r>
+            <w:r>
+              <w:t xml:space="preserve">23.05.1976</w:t>
+            </w:r>
+          </w:p>
+          <w:p>
+            <w:r>
+              <w:t xml:space="preserve">Адрес регистрации: </w:t>
+            </w:r>
+            <w:r>
+              <w:t xml:space="preserve">Сергиев Посад, Полевая 85</w:t>
+            </w:r>
+          </w:p>
+          <w:p>
+            <w:r>
+              <w:t xml:space="preserve">Паспорт </w:t>
+            </w:r>
+            <w:r>
+              <w:t xml:space="preserve">87 06 946450</w:t>
+            </w:r>
+            <w:r>
+              <w:t xml:space="preserve">, выдан ТП № 2 ОУФМС России по Московской обл. 22.07.2004</w:t>
+            </w:r>
+            <w:r>
+              <w:t xml:space="preserve">, код подразделения </w:t>
+            </w:r>
+            <w:r>
+              <w:t xml:space="preserve">906-655</w:t>
+            </w:r>
+          </w:p>
+          <w:p>
+            <w:r>
+              <w:t xml:space="preserve">Страховое свидетельство государственного пенсионного страхования № </w:t>
+            </w:r>
+            <w:r>
+              <w:t xml:space="preserve">762-151-602 79</w:t>
+            </w:r>
+            <w:r>
+              <w:t xml:space="preserve"> ИНН </w:t>
+            </w:r>
+            <w:r>
+              <w:t xml:space="preserve">105496242903</w:t>
+            </w:r>
+          </w:p>
+          <w:p>
+            <w:r>
+              <w:t xml:space="preserve">Тел.: </w:t>
+            </w:r>
+            <w:r>
+              <w:t xml:space="preserve">+7 (495) 161-44-42</w:t>
+            </w:r>
+          </w:p>
+          <w:p>
+            <w:r>
+              <w:t xml:space="preserve">E-mail: </w:t>
+            </w:r>
+            <w:r>
+              <w:t xml:space="preserve">semenov@corp-tehno.ru</w:t>
+            </w:r>
+          </w:p>
+          <w:p/>
+          <w:p>
+            <w:r>
+              <w:t xml:space="preserve">______________ </w:t>
+            </w:r>
+            <w:r>
+              <w:t xml:space="preserve">Семёнов Н. Ю.</w:t>
+            </w:r>
+          </w:p>
+        </w:tc>
+        <w:tc>
+          <w:tcPr>
+            <w:tcW w:w="4680" w:type="dxa"/>
+          </w:tcPr>
+          <w:p>
+            <w:r>
               <w:rPr>
                 <w:b/>
               </w:rPr>
@@ -716,7 +869,7 @@
           </w:p>
           <w:p>
             <w:r>
-              <w:t xml:space="preserve">Химки, Победы 75</w:t>
+              <w:t xml:space="preserve">Казань, Космонавтов 42</w:t>
             </w:r>
           </w:p>
           <w:p>
@@ -737,7 +890,7 @@
               <w:t xml:space="preserve">Адрес регистрации: </w:t>
             </w:r>
             <w:r>
-              <w:t xml:space="preserve">Тверь, Кутузовский 65</w:t>
+              <w:t xml:space="preserve">Тверь, Космонавтов 13</w:t>
             </w:r>
           </w:p>
           <w:p>
@@ -776,7 +929,7 @@
               <w:t xml:space="preserve">Тел.: </w:t>
             </w:r>
             <w:r>
-              <w:t xml:space="preserve">+7 (383) 851-94-21</w:t>
+              <w:t xml:space="preserve">+7 (499) 752-27-54</w:t>
             </w:r>
           </w:p>
           <w:p>
@@ -784,7 +937,7 @@
               <w:t xml:space="preserve">E-mail: </w:t>
             </w:r>
             <w:r>
-              <w:t xml:space="preserve">petrova@romashka.ru</w:t>
+              <w:t xml:space="preserve">petrova@sibtrans.ru</w:t>
             </w:r>
           </w:p>
           <w:p/>
@@ -802,7 +955,7 @@
     <w:p>
       <w:r>
         <w:pict>
-          <v:shape id="tb2411" type="#_x0000_t202" style="position:absolute;margin-left:0;margin-top:0;width:400pt;height:40pt">
+          <v:shape id="tb6206" type="#_x0000_t202" style="position:absolute;margin-left:0;margin-top:0;width:400pt;height:40pt">
             <v:textbox>
               <w:txbxContent>
                 <w:p>
@@ -810,13 +963,13 @@
                     <w:t xml:space="preserve">ВНИМАНИЕ! Бухгалтерия: </w:t>
                   </w:r>
                   <w:r>
-                    <w:t xml:space="preserve">Кузнецов Михаил Павлович</w:t>
+                    <w:t xml:space="preserve">Воробьёв Владимир Петрович</w:t>
                   </w:r>
                   <w:r>
                     <w:t xml:space="preserve">, </w:t>
                   </w:r>
                   <w:r>
-                    <w:t xml:space="preserve">+7 (495) 242-91-27 доб. 458</w:t>
+                    <w:t xml:space="preserve">+7 (495) 907-58-95 доб. 569</w:t>
                   </w:r>
                 </w:p>
               </w:txbxContent>

--- a/tests/corpus_v2/docs/sale_0014.docx
+++ b/tests/corpus_v2/docs/sale_0014.docx
@@ -522,7 +522,7 @@
         <w:t xml:space="preserve">3.1. Место исполнения обязательств: </w:t>
       </w:r>
       <w:r>
-        <w:t xml:space="preserve">Екатеринбург, Заречная 38</w:t>
+        <w:t xml:space="preserve">наб. Заречная, д. 38, с. Ивановское, Московская обл.</w:t>
       </w:r>
       <w:r>
         <w:t xml:space="preserve">.</w:t>
@@ -539,7 +539,7 @@
         <w:t xml:space="preserve"> по телефону </w:t>
       </w:r>
       <w:r>
-        <w:t xml:space="preserve">+7 (499) 133-43-97</w:t>
+        <w:t xml:space="preserve">+7 (812) 796-61-58</w:t>
       </w:r>
       <w:r>
         <w:t xml:space="preserve">.</w:t>
@@ -550,7 +550,7 @@
         <w:t xml:space="preserve">3.3. Срок исполнения обязательств — </w:t>
       </w:r>
       <w:r>
-        <w:t xml:space="preserve">в течение 30 (Тридцати) календарных дней с момента подписания акта</w:t>
+        <w:t xml:space="preserve">в течение 5 (Пяти) календарных дней с момента подписания акта</w:t>
       </w:r>
       <w:r>
         <w:t xml:space="preserve">.</w:t>
@@ -581,7 +581,7 @@
         <w:t xml:space="preserve">Размер неустойки за нарушение сроков оплаты: </w:t>
       </w:r>
       <w:r>
-        <w:t xml:space="preserve">15% за каждый день просрочки</w:t>
+        <w:t xml:space="preserve">20% за каждый день просрочки</w:t>
       </w:r>
       <w:r>
         <w:t xml:space="preserve">. Предельный размер ответственности: </w:t>
@@ -615,7 +615,7 @@
         <w:t xml:space="preserve">Сторона, для которой создалась невозможность исполнения, обязана уведомить другую Сторону. Срок уведомления — </w:t>
       </w:r>
       <w:r>
-        <w:t xml:space="preserve">в течение трех месяцев со дня предъявления требования</w:t>
+        <w:t xml:space="preserve">в течение шести месяцев со дня предъявления требования</w:t>
       </w:r>
       <w:r>
         <w:t xml:space="preserve">.</w:t>
@@ -629,7 +629,7 @@
         <w:t xml:space="preserve">Все споры и разногласия решаются путём переговоров. Претензионный порядок обязателен, срок ответа на претензию — </w:t>
       </w:r>
       <w:r>
-        <w:t xml:space="preserve">в течение 10 банковских дней с момента поступления денежных средств на расчетный счет</w:t>
+        <w:t xml:space="preserve">в течение 14 банковских дней с момента поступления денежных средств на расчетный счет</w:t>
       </w:r>
       <w:r>
         <w:t xml:space="preserve">.</w:t>
@@ -679,10 +679,10 @@
         <w:rPr>
           <w:b/>
         </w:rPr>
-        <w:t xml:space="preserve">99/20</w:t>
-      </w:r>
-      <w:r>
-        <w:t xml:space="preserve">24-А</w:t>
+        <w:t xml:space="preserve">30/20</w:t>
+      </w:r>
+      <w:r>
+        <w:t xml:space="preserve">25-С</w:t>
       </w:r>
       <w:r>
         <w:t xml:space="preserve">.</w:t>
@@ -696,10 +696,10 @@
         <w:rPr>
           <w:b/>
         </w:rPr>
-        <w:t xml:space="preserve">534</w:t>
-      </w:r>
-      <w:r>
-        <w:t xml:space="preserve">0000,19 (пять миллионов триста сорок тысяч) рублей</w:t>
+        <w:t xml:space="preserve">1650</w:t>
+      </w:r>
+      <w:r>
+        <w:t xml:space="preserve">0000,74 (шестнадцать миллионов пятьсот тысяч) рублей</w:t>
       </w:r>
       <w:r>
         <w:t xml:space="preserve">.</w:t>
@@ -713,10 +713,10 @@
         <w:rPr>
           <w:b/>
         </w:rPr>
-        <w:t xml:space="preserve">2</w:t>
-      </w:r>
-      <w:r>
-        <w:t xml:space="preserve">0 (двадцать) процентов от общей суммы счета</w:t>
+        <w:t xml:space="preserve">1/3</w:t>
+      </w:r>
+      <w:r>
+        <w:t xml:space="preserve">00 ключевой ставки ЦБ РФ за каждый день просрочки</w:t>
       </w:r>
       <w:r>
         <w:t xml:space="preserve">.</w:t>
@@ -727,7 +727,7 @@
         <w:t xml:space="preserve">9.4. Контрольная запись: </w:t>
       </w:r>
       <w:r>
-        <w:t xml:space="preserve">не позднее 19.02.20 2 5</w:t>
+        <w:t xml:space="preserve">не позднее 06.10.20 2 5</w:t>
       </w:r>
       <w:r>
         <w:t xml:space="preserve">.</w:t>
@@ -784,7 +784,7 @@
           </w:p>
           <w:p>
             <w:r>
-              <w:t xml:space="preserve">Дата рождения: </w:t>
+              <w:t xml:space="preserve">Дата рождения (согласно паспортным данным): </w:t>
             </w:r>
             <w:r>
               <w:t xml:space="preserve">23.05.1976</w:t>
@@ -795,7 +795,7 @@
               <w:t xml:space="preserve">Адрес регистрации: </w:t>
             </w:r>
             <w:r>
-              <w:t xml:space="preserve">Сергиев Посад, Полевая 85</w:t>
+              <w:t xml:space="preserve">пер. Советская, д. 33, д. Малые Вязёмы, Новосибирская обл.</w:t>
             </w:r>
           </w:p>
           <w:p>
@@ -817,7 +817,7 @@
           </w:p>
           <w:p>
             <w:r>
-              <w:t xml:space="preserve">Страховое свидетельство государственного пенсионного страхования № </w:t>
+              <w:t xml:space="preserve">СНИЛС </w:t>
             </w:r>
             <w:r>
               <w:t xml:space="preserve">762-151-602 79</w:t>
@@ -834,7 +834,7 @@
               <w:t xml:space="preserve">Тел.: </w:t>
             </w:r>
             <w:r>
-              <w:t xml:space="preserve">+7 (495) 161-44-42</w:t>
+              <w:t xml:space="preserve">+7 (499) 252-69-90</w:t>
             </w:r>
           </w:p>
           <w:p>
@@ -842,7 +842,7 @@
               <w:t xml:space="preserve">E-mail: </w:t>
             </w:r>
             <w:r>
-              <w:t xml:space="preserve">semenov@corp-tehno.ru</w:t>
+              <w:t xml:space="preserve">semenov@mail.ru</w:t>
             </w:r>
           </w:p>
           <w:p/>
@@ -869,7 +869,7 @@
           </w:p>
           <w:p>
             <w:r>
-              <w:t xml:space="preserve">Казань, Космонавтов 42</w:t>
+              <w:t xml:space="preserve">Санкт-Петербург, Ленина 49</w:t>
             </w:r>
           </w:p>
           <w:p>
@@ -882,7 +882,7 @@
               <w:t xml:space="preserve">Дата рождения: </w:t>
             </w:r>
             <w:r>
-              <w:t xml:space="preserve">17.08.1973</w:t>
+              <w:t xml:space="preserve">17/08/1973</w:t>
             </w:r>
           </w:p>
           <w:p>
@@ -890,7 +890,7 @@
               <w:t xml:space="preserve">Адрес регистрации: </w:t>
             </w:r>
             <w:r>
-              <w:t xml:space="preserve">Тверь, Космонавтов 13</w:t>
+              <w:t xml:space="preserve">пер. Ленинградская, д. 62, с. Ивановское, Свердловская обл.</w:t>
             </w:r>
           </w:p>
           <w:p>
@@ -912,10 +912,10 @@
           </w:p>
           <w:p>
             <w:r>
-              <w:t xml:space="preserve">СНИЛС № </w:t>
-            </w:r>
-            <w:r>
-              <w:t xml:space="preserve">756 946 465 70</w:t>
+              <w:t xml:space="preserve">СНИЛС </w:t>
+            </w:r>
+            <w:r>
+              <w:t xml:space="preserve">756-946-465 70</w:t>
             </w:r>
             <w:r>
               <w:t xml:space="preserve"> ИНН </w:t>
@@ -929,7 +929,7 @@
               <w:t xml:space="preserve">Тел.: </w:t>
             </w:r>
             <w:r>
-              <w:t xml:space="preserve">+7 (499) 752-27-54</w:t>
+              <w:t xml:space="preserve">+7 (495) 430-14-78</w:t>
             </w:r>
           </w:p>
           <w:p>
@@ -937,7 +937,7 @@
               <w:t xml:space="preserve">E-mail: </w:t>
             </w:r>
             <w:r>
-              <w:t xml:space="preserve">petrova@sibtrans.ru</w:t>
+              <w:t xml:space="preserve">petrova@bk.ru</w:t>
             </w:r>
           </w:p>
           <w:p/>
@@ -955,7 +955,7 @@
     <w:p>
       <w:r>
         <w:pict>
-          <v:shape id="tb6206" type="#_x0000_t202" style="position:absolute;margin-left:0;margin-top:0;width:400pt;height:40pt">
+          <v:shape id="tb5521" type="#_x0000_t202" style="position:absolute;margin-left:0;margin-top:0;width:400pt;height:40pt">
             <v:textbox>
               <w:txbxContent>
                 <w:p>
@@ -963,13 +963,13 @@
                     <w:t xml:space="preserve">ВНИМАНИЕ! Бухгалтерия: </w:t>
                   </w:r>
                   <w:r>
-                    <w:t xml:space="preserve">Воробьёв Владимир Петрович</w:t>
+                    <w:t xml:space="preserve">Максимова Людмила Сергеевна</w:t>
                   </w:r>
                   <w:r>
                     <w:t xml:space="preserve">, </w:t>
                   </w:r>
                   <w:r>
-                    <w:t xml:space="preserve">+7 (495) 907-58-95 доб. 569</w:t>
+                    <w:t xml:space="preserve">+7 (499) 556-41-26 доб. 929</w:t>
                   </w:r>
                 </w:p>
               </w:txbxContent>

--- a/tests/corpus_v2/docs/sale_0014.docx
+++ b/tests/corpus_v2/docs/sale_0014.docx
@@ -508,241 +508,34 @@
         </w:tc>
       </w:tr>
     </w:tbl>
-    <w:p/>
-    <w:p>
-      <w:r>
-        <w:rPr>
-          <w:b/>
-        </w:rPr>
-        <w:t xml:space="preserve">3. МЕСТО И СРОКИ ИСПОЛНЕНИЯ</w:t>
-      </w:r>
-    </w:p>
-    <w:p>
-      <w:r>
-        <w:t xml:space="preserve">3.1. Место исполнения обязательств: </w:t>
-      </w:r>
-      <w:r>
-        <w:t xml:space="preserve">наб. Заречная, д. 38, с. Ивановское, Московская обл.</w:t>
-      </w:r>
-      <w:r>
-        <w:t xml:space="preserve">.</w:t>
-      </w:r>
-    </w:p>
-    <w:p>
-      <w:r>
-        <w:t xml:space="preserve">3.2. Уведомления направляются </w:t>
-      </w:r>
-      <w:r>
-        <w:t xml:space="preserve">Петровой Марии Дмитриевне</w:t>
-      </w:r>
-      <w:r>
-        <w:t xml:space="preserve"> по телефону </w:t>
-      </w:r>
-      <w:r>
-        <w:t xml:space="preserve">+7 (812) 796-61-58</w:t>
-      </w:r>
-      <w:r>
-        <w:t xml:space="preserve">.</w:t>
-      </w:r>
-    </w:p>
-    <w:p>
-      <w:r>
-        <w:t xml:space="preserve">3.3. Срок исполнения обязательств — </w:t>
-      </w:r>
-      <w:r>
-        <w:t xml:space="preserve">в течение 5 (Пяти) календарных дней с момента подписания акта</w:t>
-      </w:r>
-      <w:r>
-        <w:t xml:space="preserve">.</w:t>
-      </w:r>
-    </w:p>
-    <w:p/>
-    <w:p>
-      <w:r>
-        <w:rPr>
-          <w:b/>
-        </w:rPr>
-        <w:t xml:space="preserve">4. ПРОЧИЕ УСЛОВИЯ</w:t>
-      </w:r>
-    </w:p>
-    <w:p>
-      <w:r>
-        <w:t xml:space="preserve">4.1. </w:t>
-      </w:r>
-      <w:r>
-        <w:t xml:space="preserve">Стороны несут ответственность за неисполнение или ненадлежащее исполнение обязательств в соответствии с законодательством Российской Федерации.</w:t>
-      </w:r>
-    </w:p>
-    <w:p>
-      <w:r>
-        <w:t xml:space="preserve">4.2. </w:t>
-      </w:r>
-      <w:r>
-        <w:t xml:space="preserve">Размер неустойки за нарушение сроков оплаты: </w:t>
-      </w:r>
-      <w:r>
-        <w:t xml:space="preserve">20% за каждый день просрочки</w:t>
-      </w:r>
-      <w:r>
-        <w:t xml:space="preserve">. Предельный размер ответственности: </w:t>
-      </w:r>
-      <w:r>
-        <w:t xml:space="preserve">1/130 ключевой ставки ЦБ РФ годовых</w:t>
-      </w:r>
-      <w:r>
-        <w:t xml:space="preserve">, но не более </w:t>
-      </w:r>
-      <w:r>
-        <w:t xml:space="preserve">0,3 (трёх десятых) процента от цены Договора</w:t>
-      </w:r>
-      <w:r>
-        <w:t xml:space="preserve">.</w:t>
-      </w:r>
-    </w:p>
-    <w:p>
-      <w:r>
-        <w:t xml:space="preserve">4.3. </w:t>
-      </w:r>
-      <w:r>
-        <w:t xml:space="preserve">Стороны освобождаются от ответственности при наступлении обстоятельств непреодолимой силы, если они прямо повлияли на исполнение обязательств.</w:t>
-      </w:r>
-    </w:p>
-    <w:p>
-      <w:r>
-        <w:t xml:space="preserve">4.4. </w:t>
-      </w:r>
-      <w:r>
-        <w:t xml:space="preserve">Сторона, для которой создалась невозможность исполнения, обязана уведомить другую Сторону. Срок уведомления — </w:t>
-      </w:r>
-      <w:r>
-        <w:t xml:space="preserve">в течение шести месяцев со дня предъявления требования</w:t>
-      </w:r>
-      <w:r>
-        <w:t xml:space="preserve">.</w:t>
-      </w:r>
-    </w:p>
-    <w:p>
-      <w:r>
-        <w:t xml:space="preserve">4.5. </w:t>
-      </w:r>
-      <w:r>
-        <w:t xml:space="preserve">Все споры и разногласия решаются путём переговоров. Претензионный порядок обязателен, срок ответа на претензию — </w:t>
-      </w:r>
-      <w:r>
-        <w:t xml:space="preserve">в течение 14 банковских дней с момента поступления денежных средств на расчетный счет</w:t>
-      </w:r>
-      <w:r>
-        <w:t xml:space="preserve">.</w:t>
-      </w:r>
-    </w:p>
-    <w:p/>
-    <w:p/>
-    <w:p>
-      <w:r>
-        <w:rPr>
-          <w:b/>
-        </w:rPr>
-        <w:t xml:space="preserve">10. ДОПОЛНИТЕЛЬНЫЕ СВЕДЕНИЯ О СТОРОНАХ</w:t>
-      </w:r>
-    </w:p>
-    <w:p>
-      <w:r>
-        <w:t xml:space="preserve">Уполномоченный представитель: </w:t>
-      </w:r>
-      <w:r>
-        <w:t xml:space="preserve">Семёно­в‍ Николай Юрьевич</w:t>
-      </w:r>
-    </w:p>
-    <w:p>
-      <w:r>
-        <w:t xml:space="preserve">Согласовано: </w:t>
-      </w:r>
-      <w:r>
-        <w:t xml:space="preserve">пЕтРоВа Мария</w:t>
-      </w:r>
-    </w:p>
-    <w:p/>
-    <w:p/>
-    <w:p>
-      <w:r>
-        <w:rPr>
-          <w:b/>
-        </w:rPr>
-        <w:t xml:space="preserve">9. КОНТРОЛЬНЫЕ ВЕЛИЧИНЫ</w:t>
-      </w:r>
-    </w:p>
-    <w:p>
-      <w:r>
-        <w:t xml:space="preserve">9.1. Контрольная запись: </w:t>
-      </w:r>
-      <w:r>
-        <w:rPr>
-          <w:b/>
-        </w:rPr>
-        <w:t xml:space="preserve">30/20</w:t>
-      </w:r>
-      <w:r>
-        <w:t xml:space="preserve">25-С</w:t>
-      </w:r>
-      <w:r>
-        <w:t xml:space="preserve">.</w:t>
-      </w:r>
-    </w:p>
-    <w:p>
-      <w:r>
-        <w:t xml:space="preserve">9.2. Контрольная запись: </w:t>
-      </w:r>
-      <w:r>
-        <w:rPr>
-          <w:b/>
-        </w:rPr>
-        <w:t xml:space="preserve">1650</w:t>
-      </w:r>
-      <w:r>
-        <w:t xml:space="preserve">0000,74 (шестнадцать миллионов пятьсот тысяч) рублей</w:t>
-      </w:r>
-      <w:r>
-        <w:t xml:space="preserve">.</w:t>
-      </w:r>
-    </w:p>
-    <w:p>
-      <w:r>
-        <w:t xml:space="preserve">9.3. Контрольная запись: </w:t>
-      </w:r>
-      <w:r>
-        <w:rPr>
-          <w:b/>
-        </w:rPr>
-        <w:t xml:space="preserve">1/3</w:t>
-      </w:r>
-      <w:r>
-        <w:t xml:space="preserve">00 ключевой ставки ЦБ РФ за каждый день просрочки</w:t>
-      </w:r>
-      <w:r>
-        <w:t xml:space="preserve">.</w:t>
-      </w:r>
-    </w:p>
-    <w:p>
-      <w:r>
-        <w:t xml:space="preserve">9.4. Контрольная запись: </w:t>
-      </w:r>
-      <w:r>
-        <w:t xml:space="preserve">не позднее 06.10.20 2 5</w:t>
-      </w:r>
-      <w:r>
-        <w:t xml:space="preserve">.</w:t>
-      </w:r>
-    </w:p>
-    <w:p/>
-    <w:p>
-      <w:r>
-        <w:rPr>
-          <w:b/>
-        </w:rPr>
-        <w:t xml:space="preserve">РЕКВИЗИТЫ И ПОДПИСИ СТОРОН</w:t>
-      </w:r>
-    </w:p>
-    <w:p/>
+    <w:p>
+      <w:r>
+        <w:t xml:space="preserve">2.8. </w:t>
+      </w:r>
+      <w:r>
+        <w:t xml:space="preserve">Платёж по налогу перечисляется на код бюджетной классификации </w:t>
+      </w:r>
+      <w:r>
+        <w:t xml:space="preserve">182 101 010 110 110 001 10</w:t>
+      </w:r>
+      <w:r>
+        <w:t xml:space="preserve">, получатель — территориальный орган Федерального казначейства.</w:t>
+      </w:r>
+    </w:p>
+    <w:p>
+      <w:r>
+        <w:t xml:space="preserve">2.9. </w:t>
+      </w:r>
+      <w:r>
+        <w:t xml:space="preserve">Полномочия подтверждаются свидетельством о рождении, выдано </w:t>
+      </w:r>
+      <w:r>
+        <w:t xml:space="preserve">26.02.2016</w:t>
+      </w:r>
+      <w:r>
+        <w:t xml:space="preserve"> отделом ЗАГС.</w:t>
+      </w:r>
+    </w:p>
     <w:tbl>
       <w:tblPr>
         <w:tblW w:w="9360" w:type="dxa"/>
@@ -766,92 +559,7 @@
           </w:tcPr>
           <w:p>
             <w:r>
-              <w:rPr>
-                <w:b/>
-              </w:rPr>
-              <w:t xml:space="preserve">Продавец:</w:t>
-            </w:r>
-          </w:p>
-          <w:p>
-            <w:r>
-              <w:t xml:space="preserve">Семёнов Николай Юрьевич</w:t>
-            </w:r>
-          </w:p>
-          <w:p>
-            <w:r>
-              <w:t xml:space="preserve">Семёнов Николай Юрьевич</w:t>
-            </w:r>
-          </w:p>
-          <w:p>
-            <w:r>
-              <w:t xml:space="preserve">Дата рождения (согласно паспортным данным): </w:t>
-            </w:r>
-            <w:r>
-              <w:t xml:space="preserve">23.05.1976</w:t>
-            </w:r>
-          </w:p>
-          <w:p>
-            <w:r>
-              <w:t xml:space="preserve">Адрес регистрации: </w:t>
-            </w:r>
-            <w:r>
-              <w:t xml:space="preserve">пер. Советская, д. 33, д. Малые Вязёмы, Новосибирская обл.</w:t>
-            </w:r>
-          </w:p>
-          <w:p>
-            <w:r>
-              <w:t xml:space="preserve">Паспорт </w:t>
-            </w:r>
-            <w:r>
-              <w:t xml:space="preserve">87 06 946450</w:t>
-            </w:r>
-            <w:r>
-              <w:t xml:space="preserve">, выдан ТП № 2 ОУФМС России по Московской обл. 22.07.2004</w:t>
-            </w:r>
-            <w:r>
-              <w:t xml:space="preserve">, код подразделения </w:t>
-            </w:r>
-            <w:r>
-              <w:t xml:space="preserve">906-655</w:t>
-            </w:r>
-          </w:p>
-          <w:p>
-            <w:r>
-              <w:t xml:space="preserve">СНИЛС </w:t>
-            </w:r>
-            <w:r>
-              <w:t xml:space="preserve">762-151-602 79</w:t>
-            </w:r>
-            <w:r>
-              <w:t xml:space="preserve"> ИНН </w:t>
-            </w:r>
-            <w:r>
-              <w:t xml:space="preserve">105496242903</w:t>
-            </w:r>
-          </w:p>
-          <w:p>
-            <w:r>
-              <w:t xml:space="preserve">Тел.: </w:t>
-            </w:r>
-            <w:r>
-              <w:t xml:space="preserve">+7 (499) 252-69-90</w:t>
-            </w:r>
-          </w:p>
-          <w:p>
-            <w:r>
-              <w:t xml:space="preserve">E-mail: </w:t>
-            </w:r>
-            <w:r>
-              <w:t xml:space="preserve">semenov@mail.ru</w:t>
-            </w:r>
-          </w:p>
-          <w:p/>
-          <w:p>
-            <w:r>
-              <w:t xml:space="preserve">______________ </w:t>
-            </w:r>
-            <w:r>
-              <w:t xml:space="preserve">Семёнов Н. Ю.</w:t>
+              <w:t xml:space="preserve">7</w:t>
             </w:r>
           </w:p>
         </w:tc>
@@ -861,6 +569,385 @@
           </w:tcPr>
           <w:p>
             <w:r>
+              <w:t xml:space="preserve">РУБ.</w:t>
+            </w:r>
+          </w:p>
+        </w:tc>
+      </w:tr>
+    </w:tbl>
+    <w:p>
+      <w:r>
+        <w:t xml:space="preserve">2.10. </w:t>
+      </w:r>
+      <w:r>
+        <w:t xml:space="preserve">Поставке подлежит насос модели </w:t>
+      </w:r>
+      <w:r>
+        <w:t xml:space="preserve">ЭЦВ-6-10-80h</w:t>
+      </w:r>
+      <w:r>
+        <w:t xml:space="preserve"> и кабель марки </w:t>
+      </w:r>
+      <w:r>
+        <w:t xml:space="preserve">ВВГнг(А)-LSt</w:t>
+      </w:r>
+      <w:r>
+        <w:t xml:space="preserve">.</w:t>
+      </w:r>
+    </w:p>
+    <w:p/>
+    <w:p>
+      <w:r>
+        <w:rPr>
+          <w:b/>
+        </w:rPr>
+        <w:t xml:space="preserve">3. МЕСТО И СРОКИ ИСПОЛНЕНИЯ</w:t>
+      </w:r>
+    </w:p>
+    <w:p>
+      <w:r>
+        <w:t xml:space="preserve">3.1. Место исполнения обязательств: </w:t>
+      </w:r>
+      <w:r>
+        <w:t xml:space="preserve">пер. Советская, д. 88, рп. Обухово, Свердловская обл.</w:t>
+      </w:r>
+      <w:r>
+        <w:t xml:space="preserve">.</w:t>
+      </w:r>
+    </w:p>
+    <w:p>
+      <w:r>
+        <w:t xml:space="preserve">3.2. Уведомления направляются </w:t>
+      </w:r>
+      <w:r>
+        <w:t xml:space="preserve">Петровой Марии Дмитриевне</w:t>
+      </w:r>
+      <w:r>
+        <w:t xml:space="preserve"> по телефону </w:t>
+      </w:r>
+      <w:r>
+        <w:t xml:space="preserve">+7 (846) 179-93-22</w:t>
+      </w:r>
+      <w:r>
+        <w:t xml:space="preserve">.</w:t>
+      </w:r>
+    </w:p>
+    <w:p>
+      <w:r>
+        <w:t xml:space="preserve">3.3. Срок исполнения обязательств — </w:t>
+      </w:r>
+      <w:r>
+        <w:t xml:space="preserve">в течение 10 (Десяти) календарных дней с момента подписания акта</w:t>
+      </w:r>
+      <w:r>
+        <w:t xml:space="preserve">.</w:t>
+      </w:r>
+    </w:p>
+    <w:p/>
+    <w:p>
+      <w:r>
+        <w:rPr>
+          <w:b/>
+        </w:rPr>
+        <w:t xml:space="preserve">4. ПРОЧИЕ УСЛОВИЯ</w:t>
+      </w:r>
+    </w:p>
+    <w:p>
+      <w:r>
+        <w:t xml:space="preserve">4.1. </w:t>
+      </w:r>
+      <w:r>
+        <w:t xml:space="preserve">Стороны несут ответственность за неисполнение или ненадлежащее исполнение обязательств в соответствии с законодательством Российской Федерации.</w:t>
+      </w:r>
+    </w:p>
+    <w:p>
+      <w:r>
+        <w:t xml:space="preserve">4.2. </w:t>
+      </w:r>
+      <w:r>
+        <w:t xml:space="preserve">Размер неустойки за нарушение сроков оплаты: </w:t>
+      </w:r>
+      <w:r>
+        <w:t xml:space="preserve">21% за каждый день просрочки</w:t>
+      </w:r>
+      <w:r>
+        <w:t xml:space="preserve">. Предельный размер ответственности: </w:t>
+      </w:r>
+      <w:r>
+        <w:t xml:space="preserve">1/130 ключевой ставки ЦБ РФ годовых</w:t>
+      </w:r>
+      <w:r>
+        <w:t xml:space="preserve">, но не более </w:t>
+      </w:r>
+      <w:r>
+        <w:t xml:space="preserve">0,3 (трёх десятых) процента от цены Договора</w:t>
+      </w:r>
+      <w:r>
+        <w:t xml:space="preserve">.</w:t>
+      </w:r>
+    </w:p>
+    <w:p>
+      <w:r>
+        <w:t xml:space="preserve">4.3. </w:t>
+      </w:r>
+      <w:r>
+        <w:t xml:space="preserve">Стороны освобождаются от ответственности при наступлении обстоятельств непреодолимой силы, если они прямо повлияли на исполнение обязательств.</w:t>
+      </w:r>
+    </w:p>
+    <w:p>
+      <w:r>
+        <w:t xml:space="preserve">4.4. </w:t>
+      </w:r>
+      <w:r>
+        <w:t xml:space="preserve">Сторона, для которой создалась невозможность исполнения, обязана уведомить другую Сторону. Срок уведомления — </w:t>
+      </w:r>
+      <w:r>
+        <w:t xml:space="preserve">в течение шести месяцев со дня предъявления требования</w:t>
+      </w:r>
+      <w:r>
+        <w:t xml:space="preserve">.</w:t>
+      </w:r>
+    </w:p>
+    <w:p>
+      <w:r>
+        <w:t xml:space="preserve">4.5. </w:t>
+      </w:r>
+      <w:r>
+        <w:t xml:space="preserve">Все споры и разногласия решаются путём переговоров. Претензионный порядок обязателен, срок ответа на претензию — </w:t>
+      </w:r>
+      <w:r>
+        <w:t xml:space="preserve">в течение 60 банковских дней с момента поступления денежных средств на расчетный счет</w:t>
+      </w:r>
+      <w:r>
+        <w:t xml:space="preserve">.</w:t>
+      </w:r>
+    </w:p>
+    <w:p/>
+    <w:p/>
+    <w:p>
+      <w:r>
+        <w:rPr>
+          <w:b/>
+        </w:rPr>
+        <w:t xml:space="preserve">10. ДОПОЛНИТЕЛЬНЫЕ СВЕДЕНИЯ О СТОРОНАХ</w:t>
+      </w:r>
+    </w:p>
+    <w:p>
+      <w:r>
+        <w:t xml:space="preserve">Уполномоченный представитель: </w:t>
+      </w:r>
+      <w:r>
+        <w:t xml:space="preserve">Семёно­в‍ Николай Юрьевич</w:t>
+      </w:r>
+    </w:p>
+    <w:p>
+      <w:r>
+        <w:t xml:space="preserve">Согласовано: </w:t>
+      </w:r>
+      <w:r>
+        <w:t xml:space="preserve">пЕтРоВа Мария</w:t>
+      </w:r>
+    </w:p>
+    <w:p/>
+    <w:p/>
+    <w:p>
+      <w:r>
+        <w:rPr>
+          <w:b/>
+        </w:rPr>
+        <w:t xml:space="preserve">9. КОНТРОЛЬНЫЕ ВЕЛИЧИНЫ</w:t>
+      </w:r>
+    </w:p>
+    <w:p>
+      <w:r>
+        <w:t xml:space="preserve">9.1. Контрольная запись: </w:t>
+      </w:r>
+      <w:r>
+        <w:rPr>
+          <w:b/>
+        </w:rPr>
+        <w:t xml:space="preserve">34/20</w:t>
+      </w:r>
+      <w:r>
+        <w:t xml:space="preserve">23-Д</w:t>
+      </w:r>
+      <w:r>
+        <w:t xml:space="preserve">.</w:t>
+      </w:r>
+    </w:p>
+    <w:p>
+      <w:r>
+        <w:t xml:space="preserve">9.2. Контрольная запись: </w:t>
+      </w:r>
+      <w:r>
+        <w:rPr>
+          <w:b/>
+        </w:rPr>
+        <w:t xml:space="preserve">607</w:t>
+      </w:r>
+      <w:r>
+        <w:t xml:space="preserve">000,21 (шестьсот семь тысяч) рублей</w:t>
+      </w:r>
+      <w:r>
+        <w:t xml:space="preserve">.</w:t>
+      </w:r>
+    </w:p>
+    <w:p>
+      <w:r>
+        <w:t xml:space="preserve">9.3. Контрольная запись: </w:t>
+      </w:r>
+      <w:r>
+        <w:rPr>
+          <w:b/>
+        </w:rPr>
+        <w:t xml:space="preserve">2</w:t>
+      </w:r>
+      <w:r>
+        <w:t xml:space="preserve">0 (двадцать) процентов от общей суммы счета</w:t>
+      </w:r>
+      <w:r>
+        <w:t xml:space="preserve">.</w:t>
+      </w:r>
+    </w:p>
+    <w:p>
+      <w:r>
+        <w:t xml:space="preserve">9.4. Контрольная запись: </w:t>
+      </w:r>
+      <w:r>
+        <w:t xml:space="preserve">не позднее 08.09.20 2 5</w:t>
+      </w:r>
+      <w:r>
+        <w:t xml:space="preserve">.</w:t>
+      </w:r>
+    </w:p>
+    <w:p/>
+    <w:p>
+      <w:r>
+        <w:rPr>
+          <w:b/>
+        </w:rPr>
+        <w:t xml:space="preserve">РЕКВИЗИТЫ И ПОДПИСИ СТОРОН</w:t>
+      </w:r>
+    </w:p>
+    <w:p/>
+    <w:tbl>
+      <w:tblPr>
+        <w:tblW w:w="9360" w:type="dxa"/>
+        <w:tblBorders>
+          <w:top w:val="single" w:sz="4" w:color="auto"/>
+          <w:left w:val="single" w:sz="4" w:color="auto"/>
+          <w:bottom w:val="single" w:sz="4" w:color="auto"/>
+          <w:right w:val="single" w:sz="4" w:color="auto"/>
+          <w:insideH w:val="single" w:sz="4" w:color="auto"/>
+          <w:insideV w:val="single" w:sz="4" w:color="auto"/>
+        </w:tblBorders>
+      </w:tblPr>
+      <w:tblGrid>
+        <w:gridCol w:w="4680"/>
+        <w:gridCol w:w="4680"/>
+      </w:tblGrid>
+      <w:tr>
+        <w:tc>
+          <w:tcPr>
+            <w:tcW w:w="4680" w:type="dxa"/>
+          </w:tcPr>
+          <w:p>
+            <w:r>
+              <w:rPr>
+                <w:b/>
+              </w:rPr>
+              <w:t xml:space="preserve">Продавец:</w:t>
+            </w:r>
+          </w:p>
+          <w:p>
+            <w:r>
+              <w:t xml:space="preserve">Семёнов Николай Юрьевич</w:t>
+            </w:r>
+          </w:p>
+          <w:p>
+            <w:r>
+              <w:t xml:space="preserve">Семёнов Николай Юрьевич</w:t>
+            </w:r>
+          </w:p>
+          <w:p>
+            <w:r>
+              <w:t xml:space="preserve">Дата рождения (согласно паспортным данным): </w:t>
+            </w:r>
+            <w:r>
+              <w:t xml:space="preserve">23.05.1976</w:t>
+            </w:r>
+          </w:p>
+          <w:p>
+            <w:r>
+              <w:t xml:space="preserve">Адрес регистрации: </w:t>
+            </w:r>
+            <w:r>
+              <w:t xml:space="preserve">пер. Победы, д. 75, с. Ивановское, Тверская обл.</w:t>
+            </w:r>
+          </w:p>
+          <w:p>
+            <w:r>
+              <w:t xml:space="preserve">Паспорт </w:t>
+            </w:r>
+            <w:r>
+              <w:t xml:space="preserve">87 06 946450</w:t>
+            </w:r>
+            <w:r>
+              <w:t xml:space="preserve">, выдан ТП № 2 ОУФМС России по Московской обл. 22.07.2004</w:t>
+            </w:r>
+            <w:r>
+              <w:t xml:space="preserve">, код подразделения </w:t>
+            </w:r>
+            <w:r>
+              <w:t xml:space="preserve">906-655</w:t>
+            </w:r>
+          </w:p>
+          <w:p>
+            <w:r>
+              <w:t xml:space="preserve">СНИЛС </w:t>
+            </w:r>
+            <w:r>
+              <w:t xml:space="preserve">762-151-602 79</w:t>
+            </w:r>
+            <w:r>
+              <w:t xml:space="preserve"> ИНН </w:t>
+            </w:r>
+            <w:r>
+              <w:t xml:space="preserve">105496242903</w:t>
+            </w:r>
+          </w:p>
+          <w:p>
+            <w:r>
+              <w:t xml:space="preserve">Тел.: </w:t>
+            </w:r>
+            <w:r>
+              <w:t xml:space="preserve">+7 (843) 742-22-27</w:t>
+            </w:r>
+          </w:p>
+          <w:p>
+            <w:r>
+              <w:t xml:space="preserve">E-mail: </w:t>
+            </w:r>
+            <w:r>
+              <w:t xml:space="preserve">semenov@yandex.ru</w:t>
+            </w:r>
+          </w:p>
+          <w:p/>
+          <w:p>
+            <w:r>
+              <w:t xml:space="preserve">______________ </w:t>
+            </w:r>
+            <w:r>
+              <w:t xml:space="preserve">Семёнов Н. Ю.</w:t>
+            </w:r>
+          </w:p>
+        </w:tc>
+        <w:tc>
+          <w:tcPr>
+            <w:tcW w:w="4680" w:type="dxa"/>
+          </w:tcPr>
+          <w:p>
+            <w:r>
               <w:rPr>
                 <w:b/>
               </w:rPr>
@@ -869,7 +956,7 @@
           </w:p>
           <w:p>
             <w:r>
-              <w:t xml:space="preserve">Санкт-Петербург, Ленина 49</w:t>
+              <w:t xml:space="preserve">Красногорск, Промышленная 59</w:t>
             </w:r>
           </w:p>
           <w:p>
@@ -890,7 +977,7 @@
               <w:t xml:space="preserve">Адрес регистрации: </w:t>
             </w:r>
             <w:r>
-              <w:t xml:space="preserve">пер. Ленинградская, д. 62, с. Ивановское, Свердловская обл.</w:t>
+              <w:t xml:space="preserve">просп. Лесная, д. 60, пос. Заречный, Ленинградская обл.</w:t>
             </w:r>
           </w:p>
           <w:p>
@@ -929,7 +1016,7 @@
               <w:t xml:space="preserve">Тел.: </w:t>
             </w:r>
             <w:r>
-              <w:t xml:space="preserve">+7 (495) 430-14-78</w:t>
+              <w:t xml:space="preserve">+7 (495) 647-76-19</w:t>
             </w:r>
           </w:p>
           <w:p>
@@ -937,7 +1024,7 @@
               <w:t xml:space="preserve">E-mail: </w:t>
             </w:r>
             <w:r>
-              <w:t xml:space="preserve">petrova@bk.ru</w:t>
+              <w:t xml:space="preserve">petrova@romashka.ru</w:t>
             </w:r>
           </w:p>
           <w:p/>
@@ -955,7 +1042,7 @@
     <w:p>
       <w:r>
         <w:pict>
-          <v:shape id="tb5521" type="#_x0000_t202" style="position:absolute;margin-left:0;margin-top:0;width:400pt;height:40pt">
+          <v:shape id="tb7963" type="#_x0000_t202" style="position:absolute;margin-left:0;margin-top:0;width:400pt;height:40pt">
             <v:textbox>
               <w:txbxContent>
                 <w:p>
@@ -963,13 +1050,13 @@
                     <w:t xml:space="preserve">ВНИМАНИЕ! Бухгалтерия: </w:t>
                   </w:r>
                   <w:r>
-                    <w:t xml:space="preserve">Максимова Людмила Сергеевна</w:t>
+                    <w:t xml:space="preserve">Соколова Ольга Михайловна</w:t>
                   </w:r>
                   <w:r>
                     <w:t xml:space="preserve">, </w:t>
                   </w:r>
                   <w:r>
-                    <w:t xml:space="preserve">+7 (499) 556-41-26 доб. 929</w:t>
+                    <w:t xml:space="preserve">+7 (499) 234-13-75 доб. 784</w:t>
                   </w:r>
                 </w:p>
               </w:txbxContent>

--- a/tests/corpus_v2/docs/sale_0014.docx
+++ b/tests/corpus_v2/docs/sale_0014.docx
@@ -164,10 +164,105 @@
         <w:t xml:space="preserve">Расчёты производятся через аккредитив, открываемый Покупателем. Сумма аккредитива: </w:t>
       </w:r>
       <w:r>
-        <w:t xml:space="preserve">76000000 (Семьдесят шесть миллионов) руб. 50 копеек</w:t>
+        <w:t xml:space="preserve">8830000 (Восемь миллионов восемьсот тридцать тысяч) руб. 00 копеек</w:t>
       </w:r>
       <w:r>
         <w:t xml:space="preserve">, НДС не облагается</w:t>
+      </w:r>
+      <w:r>
+        <w:t xml:space="preserve">.</w:t>
+      </w:r>
+    </w:p>
+    <w:p>
+      <w:r>
+        <w:t xml:space="preserve">1.5. </w:t>
+      </w:r>
+      <w:r>
+        <w:t xml:space="preserve">Партия сопровождается накладной формы ТОРГ-12 № </w:t>
+      </w:r>
+      <w:r>
+        <w:t xml:space="preserve">049495663</w:t>
+      </w:r>
+      <w:r>
+        <w:t xml:space="preserve">. Позиция учитывается в каталоге поставщика под номером </w:t>
+      </w:r>
+      <w:r>
+        <w:t xml:space="preserve">046754168</w:t>
+      </w:r>
+      <w:r>
+        <w:t xml:space="preserve">. Серийный номер агрегата — </w:t>
+      </w:r>
+      <w:r>
+        <w:t xml:space="preserve">040521250</w:t>
+      </w:r>
+      <w:r>
+        <w:t xml:space="preserve">.</w:t>
+      </w:r>
+    </w:p>
+    <w:p>
+      <w:r>
+        <w:t xml:space="preserve">1.6. </w:t>
+      </w:r>
+      <w:r>
+        <w:t xml:space="preserve">Финансирование ведётся по коду целевых средств </w:t>
+      </w:r>
+      <w:r>
+        <w:t xml:space="preserve">044082977</w:t>
+      </w:r>
+      <w:r>
+        <w:t xml:space="preserve">, установленному приказом Минфина России от 01.12.2010 № 157н. </w:t>
+      </w:r>
+      <w:r>
+        <w:t xml:space="preserve">БИК будет сообщён дополнительно, номер заявки — </w:t>
+      </w:r>
+      <w:r>
+        <w:t xml:space="preserve">040788460</w:t>
+      </w:r>
+      <w:r>
+        <w:t xml:space="preserve">.</w:t>
+      </w:r>
+    </w:p>
+    <w:p>
+      <w:r>
+        <w:t xml:space="preserve">1.7. </w:t>
+      </w:r>
+      <w:r>
+        <w:t xml:space="preserve">Расчёты за коммунальные услуги ведутся по лицевому счёту абонента </w:t>
+      </w:r>
+      <w:r>
+        <w:t xml:space="preserve">88244749346</w:t>
+      </w:r>
+      <w:r>
+        <w:t xml:space="preserve">. Спецификация зарегистрирована за номером </w:t>
+      </w:r>
+      <w:r>
+        <w:t xml:space="preserve">86297134278</w:t>
+      </w:r>
+      <w:r>
+        <w:t xml:space="preserve">. Счётчик имеет заводской номер </w:t>
+      </w:r>
+      <w:r>
+        <w:t xml:space="preserve">86643215098</w:t>
+      </w:r>
+      <w:r>
+        <w:t xml:space="preserve">.</w:t>
+      </w:r>
+    </w:p>
+    <w:p>
+      <w:r>
+        <w:t xml:space="preserve">1.8. </w:t>
+      </w:r>
+      <w:r>
+        <w:t xml:space="preserve">Партия внесена в реестр под номером </w:t>
+      </w:r>
+      <w:r>
+        <w:t xml:space="preserve">87068968954</w:t>
+      </w:r>
+      <w:r>
+        <w:t xml:space="preserve">, как предусмотрено пунктом 2 статьи 434 Гражданского кодекса Российской Федерации. Уведомление о регистрации имеет исходящий № </w:t>
+      </w:r>
+      <w:r>
+        <w:t xml:space="preserve">82171582888</w:t>
       </w:r>
       <w:r>
         <w:t xml:space="preserve">.</w:t>
@@ -187,7 +282,7 @@
         <w:t xml:space="preserve">2.1. Общая цена Договора: </w:t>
       </w:r>
       <w:r>
-        <w:t xml:space="preserve">670 000,5 (шестьсот семьдесят тысяч) ₽</w:t>
+        <w:t xml:space="preserve">485 000,5 (четыреста восемьдесят пять тысяч) ₽</w:t>
       </w:r>
       <w:r>
         <w:t xml:space="preserve">, включая НДС </w:t>
@@ -199,7 +294,7 @@
         <w:t xml:space="preserve"> в размере </w:t>
       </w:r>
       <w:r>
-        <w:t xml:space="preserve">933002 рубля 50 копеек</w:t>
+        <w:t xml:space="preserve">4500002 рубля 50 копеек</w:t>
       </w:r>
       <w:r>
         <w:t xml:space="preserve">.</w:t>
@@ -210,7 +305,7 @@
         <w:t xml:space="preserve">2.2. Налог: </w:t>
       </w:r>
       <w:r>
-        <w:t xml:space="preserve">7 (семь) процентов от общей суммы счета</w:t>
+        <w:t xml:space="preserve">5 (пять) процентов от общей суммы счета</w:t>
       </w:r>
       <w:r>
         <w:t xml:space="preserve">.</w:t>
@@ -221,7 +316,7 @@
         <w:t xml:space="preserve">2.3. Срок оплаты — </w:t>
       </w:r>
       <w:r>
-        <w:t xml:space="preserve">в течение пяти рабочих дней с момента выставления счета</w:t>
+        <w:t xml:space="preserve">в течение трех рабочих дней с момента выставления счета</w:t>
       </w:r>
       <w:r>
         <w:t xml:space="preserve">.</w:t>
@@ -241,7 +336,7 @@
         <w:t xml:space="preserve">, артикул </w:t>
       </w:r>
       <w:r>
-        <w:t xml:space="preserve">RM-1769-21</w:t>
+        <w:t xml:space="preserve">RM-7207-95</w:t>
       </w:r>
       <w:r>
         <w:t xml:space="preserve">, код </w:t>
@@ -301,49 +396,49 @@
         <w:t xml:space="preserve">. Товар отгружается с сопроводительным документом паспорт качества № </w:t>
       </w:r>
       <w:r>
-        <w:t xml:space="preserve">37 10 643862</w:t>
+        <w:t xml:space="preserve">59 16 752267</w:t>
       </w:r>
       <w:r>
         <w:t xml:space="preserve">. К партии приложен паспорт изделия № </w:t>
       </w:r>
       <w:r>
-        <w:t xml:space="preserve">60 10 436544</w:t>
+        <w:t xml:space="preserve">24 08 467752</w:t>
       </w:r>
       <w:r>
         <w:t xml:space="preserve">. Оборудование поставляется с паспортом транспортного средства № </w:t>
       </w:r>
       <w:r>
-        <w:t xml:space="preserve">70 13 155746</w:t>
+        <w:t xml:space="preserve">32 05 849747</w:t>
       </w:r>
       <w:r>
         <w:t xml:space="preserve">. Приёмка производится согласно техническому паспорту </w:t>
       </w:r>
       <w:r>
-        <w:t xml:space="preserve">83 13 096758</w:t>
+        <w:t xml:space="preserve">04 17 701351</w:t>
       </w:r>
       <w:r>
         <w:t xml:space="preserve">. СНИЛС не указан, номер заказа </w:t>
       </w:r>
       <w:r>
-        <w:t xml:space="preserve">519-776-518 12</w:t>
+        <w:t xml:space="preserve">272-629-023 80</w:t>
       </w:r>
       <w:r>
         <w:t xml:space="preserve">. Дата рождения не проставлена, документ выдан </w:t>
       </w:r>
       <w:r>
-        <w:t xml:space="preserve">04.02.2019</w:t>
+        <w:t xml:space="preserve">11.11.2016</w:t>
       </w:r>
       <w:r>
         <w:t xml:space="preserve">. Код подразделения, см. артикул </w:t>
       </w:r>
       <w:r>
-        <w:t xml:space="preserve">569-869</w:t>
+        <w:t xml:space="preserve">646-634</w:t>
       </w:r>
       <w:r>
         <w:t xml:space="preserve">. Цена — </w:t>
       </w:r>
       <w:r>
-        <w:t xml:space="preserve">не более 3 160 000,07 (Трёх миллионов ста шестидесяти тысяч) RUB</w:t>
+        <w:t xml:space="preserve">не более 599 000,91 (Пятисот девяноста девяти тысяч) RUB</w:t>
       </w:r>
       <w:r>
         <w:t xml:space="preserve">, в т.ч. НДС </w:t>
@@ -363,25 +458,25 @@
         <w:t xml:space="preserve">Товар маркирован штрихкодом </w:t>
       </w:r>
       <w:r>
-        <w:t xml:space="preserve">4601292138259</w:t>
+        <w:t xml:space="preserve">4601684420737</w:t>
       </w:r>
       <w:r>
         <w:t xml:space="preserve">. Код контрагента по ОКПО — </w:t>
       </w:r>
       <w:r>
-        <w:t xml:space="preserve">3956877508</w:t>
+        <w:t xml:space="preserve">7637343210</w:t>
       </w:r>
       <w:r>
         <w:t xml:space="preserve">. Оборудование учтено под инвентарным номером </w:t>
       </w:r>
       <w:r>
-        <w:t xml:space="preserve">049268402</w:t>
+        <w:t xml:space="preserve">049060888</w:t>
       </w:r>
       <w:r>
         <w:t xml:space="preserve">, складской позиции присвоен номер </w:t>
       </w:r>
       <w:r>
-        <w:t xml:space="preserve">766258274</w:t>
+        <w:t xml:space="preserve">570828310</w:t>
       </w:r>
       <w:r>
         <w:t xml:space="preserve">.</w:t>
@@ -395,19 +490,19 @@
         <w:t xml:space="preserve">Оплата по счёту-фактуре на КБК </w:t>
       </w:r>
       <w:r>
-        <w:t xml:space="preserve">18210101011011000133</w:t>
+        <w:t xml:space="preserve">18210101011011000132</w:t>
       </w:r>
       <w:r>
         <w:t xml:space="preserve">. ИНН не присвоен, регистрационный № </w:t>
       </w:r>
       <w:r>
-        <w:t xml:space="preserve">4132390766</w:t>
+        <w:t xml:space="preserve">2144465791</w:t>
       </w:r>
       <w:r>
         <w:t xml:space="preserve">. ИНН не присвоен, платёжный документ № </w:t>
       </w:r>
       <w:r>
-        <w:t xml:space="preserve">428692025460</w:t>
+        <w:t xml:space="preserve">292996203068</w:t>
       </w:r>
       <w:r>
         <w:t xml:space="preserve">. Заказчик действует в лице </w:t>
@@ -502,7 +597,7 @@
           </w:tcPr>
           <w:p>
             <w:r>
-              <w:t xml:space="preserve">5759768919</w:t>
+              <w:t xml:space="preserve">5179740198</w:t>
             </w:r>
           </w:p>
         </w:tc>
@@ -530,7 +625,7 @@
         <w:t xml:space="preserve">Полномочия подтверждаются свидетельством о рождении, выдано </w:t>
       </w:r>
       <w:r>
-        <w:t xml:space="preserve">26.02.2016</w:t>
+        <w:t xml:space="preserve">21.01.2020</w:t>
       </w:r>
       <w:r>
         <w:t xml:space="preserve"> отделом ЗАГС.</w:t>
@@ -559,7 +654,7 @@
           </w:tcPr>
           <w:p>
             <w:r>
-              <w:t xml:space="preserve">7</w:t>
+              <w:t xml:space="preserve">5</w:t>
             </w:r>
           </w:p>
         </w:tc>
@@ -609,7 +704,7 @@
         <w:t xml:space="preserve">3.1. Место исполнения обязательств: </w:t>
       </w:r>
       <w:r>
-        <w:t xml:space="preserve">пер. Советская, д. 88, рп. Обухово, Свердловская обл.</w:t>
+        <w:t xml:space="preserve">просп. Мира, д. 77, пос. Заречный, Ленинградская обл.</w:t>
       </w:r>
       <w:r>
         <w:t xml:space="preserve">.</w:t>
@@ -626,7 +721,7 @@
         <w:t xml:space="preserve"> по телефону </w:t>
       </w:r>
       <w:r>
-        <w:t xml:space="preserve">+7 (846) 179-93-22</w:t>
+        <w:t xml:space="preserve">+7 (843) 579-35-84</w:t>
       </w:r>
       <w:r>
         <w:t xml:space="preserve">.</w:t>
@@ -637,7 +732,111 @@
         <w:t xml:space="preserve">3.3. Срок исполнения обязательств — </w:t>
       </w:r>
       <w:r>
-        <w:t xml:space="preserve">в течение 10 (Десяти) календарных дней с момента подписания акта</w:t>
+        <w:t xml:space="preserve">в течение 45 (Сорока пяти) календарных дней с момента подписания акта</w:t>
+      </w:r>
+      <w:r>
+        <w:t xml:space="preserve">.</w:t>
+      </w:r>
+    </w:p>
+    <w:p>
+      <w:r>
+        <w:t xml:space="preserve">3.4. </w:t>
+      </w:r>
+      <w:r>
+        <w:t xml:space="preserve">Работы выполняются за счёт средств бюджета по коду бюджетной классификации </w:t>
+      </w:r>
+      <w:r>
+        <w:t xml:space="preserve">18238869767985456126</w:t>
+      </w:r>
+      <w:r>
+        <w:t xml:space="preserve">. Прибор учёта (счётчик) № </w:t>
+      </w:r>
+      <w:r>
+        <w:t xml:space="preserve">39344881857422741112</w:t>
+      </w:r>
+      <w:r>
+        <w:t xml:space="preserve">.</w:t>
+      </w:r>
+    </w:p>
+    <w:p>
+      <w:r>
+        <w:t xml:space="preserve">3.5. </w:t>
+      </w:r>
+      <w:r>
+        <w:t xml:space="preserve">В счёте на оплату указывается УИН </w:t>
+      </w:r>
+      <w:r>
+        <w:t xml:space="preserve">18209760664726780296</w:t>
+      </w:r>
+      <w:r>
+        <w:t xml:space="preserve">. Номер счёта-проформы — </w:t>
+      </w:r>
+      <w:r>
+        <w:t xml:space="preserve">77346855724287707945</w:t>
+      </w:r>
+      <w:r>
+        <w:t xml:space="preserve">. Очерёдность списания со счёта определяется статьёй 855 Гражданского кодекса Российской Федерации, код вида дохода — </w:t>
+      </w:r>
+      <w:r>
+        <w:t xml:space="preserve">18210047038143736004</w:t>
+      </w:r>
+      <w:r>
+        <w:t xml:space="preserve">.</w:t>
+      </w:r>
+    </w:p>
+    <w:p>
+      <w:r>
+        <w:t xml:space="preserve">3.6. </w:t>
+      </w:r>
+      <w:r>
+        <w:t xml:space="preserve">ИНН у иностранного контрагента отсутствует, номер в торговом реестре — </w:t>
+      </w:r>
+      <w:r>
+        <w:t xml:space="preserve">3807243340</w:t>
+      </w:r>
+      <w:r>
+        <w:t xml:space="preserve">. ИНН см. в приложении; спецификация № </w:t>
+      </w:r>
+      <w:r>
+        <w:t xml:space="preserve">4132390766</w:t>
+      </w:r>
+      <w:r>
+        <w:t xml:space="preserve">. Постановка на учёт производится по статье 84 Налогового кодекса Российской Федерации, решение № </w:t>
+      </w:r>
+      <w:r>
+        <w:t xml:space="preserve">4559026930</w:t>
+      </w:r>
+      <w:r>
+        <w:t xml:space="preserve">.</w:t>
+      </w:r>
+    </w:p>
+    <w:p>
+      <w:r>
+        <w:t xml:space="preserve">3.7. </w:t>
+      </w:r>
+      <w:r>
+        <w:t xml:space="preserve">Партии присвоен номер прослеживаемости </w:t>
+      </w:r>
+      <w:r>
+        <w:t xml:space="preserve">3431702068</w:t>
+      </w:r>
+      <w:r>
+        <w:t xml:space="preserve">. Содержание примеси не превышает </w:t>
+      </w:r>
+      <w:r>
+        <w:t xml:space="preserve">1,5 %</w:t>
+      </w:r>
+      <w:r>
+        <w:t xml:space="preserve">. Погрешность измерения прибора — не более </w:t>
+      </w:r>
+      <w:r>
+        <w:t xml:space="preserve">0,1 %</w:t>
+      </w:r>
+      <w:r>
+        <w:t xml:space="preserve">. Станок имеет заводской номер </w:t>
+      </w:r>
+      <w:r>
+        <w:t xml:space="preserve">7215081611</w:t>
       </w:r>
       <w:r>
         <w:t xml:space="preserve">.</w:t>
@@ -668,7 +867,7 @@
         <w:t xml:space="preserve">Размер неустойки за нарушение сроков оплаты: </w:t>
       </w:r>
       <w:r>
-        <w:t xml:space="preserve">21% за каждый день просрочки</w:t>
+        <w:t xml:space="preserve">5% за каждый день просрочки</w:t>
       </w:r>
       <w:r>
         <w:t xml:space="preserve">. Предельный размер ответственности: </w:t>
@@ -716,7 +915,125 @@
         <w:t xml:space="preserve">Все споры и разногласия решаются путём переговоров. Претензионный порядок обязателен, срок ответа на претензию — </w:t>
       </w:r>
       <w:r>
-        <w:t xml:space="preserve">в течение 60 банковских дней с момента поступления денежных средств на расчетный счет</w:t>
+        <w:t xml:space="preserve">в течение 30 банковских дней с момента поступления денежных средств на расчетный счет</w:t>
+      </w:r>
+      <w:r>
+        <w:t xml:space="preserve">.</w:t>
+      </w:r>
+    </w:p>
+    <w:p>
+      <w:r>
+        <w:t xml:space="preserve">4.6. </w:t>
+      </w:r>
+      <w:r>
+        <w:t xml:space="preserve">ИНН физического лица отсутствует, лицевой счёт абонента </w:t>
+      </w:r>
+      <w:r>
+        <w:t xml:space="preserve">084346636030</w:t>
+      </w:r>
+      <w:r>
+        <w:t xml:space="preserve">. ИНН приведён в приложении, код позиции </w:t>
+      </w:r>
+      <w:r>
+        <w:t xml:space="preserve">270986022158</w:t>
+      </w:r>
+      <w:r>
+        <w:t xml:space="preserve">. Обработка ИНН ведётся по статье 86 Налогового кодекса Российской Федерации, запрос № </w:t>
+      </w:r>
+      <w:r>
+        <w:t xml:space="preserve">563618656622</w:t>
+      </w:r>
+      <w:r>
+        <w:t xml:space="preserve">.</w:t>
+      </w:r>
+    </w:p>
+    <w:p>
+      <w:r>
+        <w:t xml:space="preserve">4.7. </w:t>
+      </w:r>
+      <w:r>
+        <w:t xml:space="preserve">Накладной на партию присвоен номер </w:t>
+      </w:r>
+      <w:r>
+        <w:t xml:space="preserve">593356680492</w:t>
+      </w:r>
+      <w:r>
+        <w:t xml:space="preserve">. Модуль учёта имеет заводской номер </w:t>
+      </w:r>
+      <w:r>
+        <w:t xml:space="preserve">180833285202</w:t>
+      </w:r>
+      <w:r>
+        <w:t xml:space="preserve">. Проектный уклон кровли — </w:t>
+      </w:r>
+      <w:r>
+        <w:t xml:space="preserve">5 %</w:t>
+      </w:r>
+      <w:r>
+        <w:t xml:space="preserve">.</w:t>
+      </w:r>
+    </w:p>
+    <w:p>
+      <w:r>
+        <w:t xml:space="preserve">4.8. </w:t>
+      </w:r>
+      <w:r>
+        <w:t xml:space="preserve">Предельная доля иностранного участия по закону — </w:t>
+      </w:r>
+      <w:r>
+        <w:t xml:space="preserve">49 %</w:t>
+      </w:r>
+      <w:r>
+        <w:t xml:space="preserve"> согласно Федеральному закону об иностранных инвестициях. Приложением № 3 установлена доля брака не более </w:t>
+      </w:r>
+      <w:r>
+        <w:t xml:space="preserve">0,1 %</w:t>
+      </w:r>
+      <w:r>
+        <w:t xml:space="preserve">.</w:t>
+      </w:r>
+    </w:p>
+    <w:p>
+      <w:r>
+        <w:t xml:space="preserve">4.9. </w:t>
+      </w:r>
+      <w:r>
+        <w:t xml:space="preserve">Товар имеет срок годности </w:t>
+      </w:r>
+      <w:r>
+        <w:t xml:space="preserve">в течение 24 месяцев</w:t>
+      </w:r>
+      <w:r>
+        <w:t xml:space="preserve"> с даты выпуска. Смесь выдерживается </w:t>
+      </w:r>
+      <w:r>
+        <w:t xml:space="preserve">в течение 72 часов</w:t>
+      </w:r>
+      <w:r>
+        <w:t xml:space="preserve"> при температуре не ниже +5 °C.</w:t>
+      </w:r>
+    </w:p>
+    <w:p>
+      <w:r>
+        <w:t xml:space="preserve">4.10. </w:t>
+      </w:r>
+      <w:r>
+        <w:t xml:space="preserve">Требования к качеству работ могут быть предъявлены </w:t>
+      </w:r>
+      <w:r>
+        <w:t xml:space="preserve">в течение одного года</w:t>
+      </w:r>
+      <w:r>
+        <w:t xml:space="preserve"> в силу статьи 725 Гражданского кодекса Российской Федерации. Поставщик работает на рынке </w:t>
+      </w:r>
+      <w:r>
+        <w:t xml:space="preserve">в течение 10 лет</w:t>
+      </w:r>
+      <w:r>
+        <w:t xml:space="preserve">. Отчётный период по Договору завершается </w:t>
+      </w:r>
+      <w:r>
+        <w:t xml:space="preserve">не позднее 21.03.2026</w:t>
       </w:r>
       <w:r>
         <w:t xml:space="preserve">.</w:t>
@@ -766,10 +1083,10 @@
         <w:rPr>
           <w:b/>
         </w:rPr>
-        <w:t xml:space="preserve">34/20</w:t>
-      </w:r>
-      <w:r>
-        <w:t xml:space="preserve">23-Д</w:t>
+        <w:t xml:space="preserve">89/20</w:t>
+      </w:r>
+      <w:r>
+        <w:t xml:space="preserve">24-А</w:t>
       </w:r>
       <w:r>
         <w:t xml:space="preserve">.</w:t>
@@ -783,10 +1100,10 @@
         <w:rPr>
           <w:b/>
         </w:rPr>
-        <w:t xml:space="preserve">607</w:t>
-      </w:r>
-      <w:r>
-        <w:t xml:space="preserve">000,21 (шестьсот семь тысяч) рублей</w:t>
+        <w:t xml:space="preserve">153</w:t>
+      </w:r>
+      <w:r>
+        <w:t xml:space="preserve">0000,11 (один миллион пятьсот тридцать тысяч) рублей</w:t>
       </w:r>
       <w:r>
         <w:t xml:space="preserve">.</w:t>
@@ -800,10 +1117,10 @@
         <w:rPr>
           <w:b/>
         </w:rPr>
-        <w:t xml:space="preserve">2</w:t>
-      </w:r>
-      <w:r>
-        <w:t xml:space="preserve">0 (двадцать) процентов от общей суммы счета</w:t>
+        <w:t xml:space="preserve">1</w:t>
+      </w:r>
+      <w:r>
+        <w:t xml:space="preserve">5 (пятнадцать) процентов от общей суммы счета</w:t>
       </w:r>
       <w:r>
         <w:t xml:space="preserve">.</w:t>
@@ -814,7 +1131,7 @@
         <w:t xml:space="preserve">9.4. Контрольная запись: </w:t>
       </w:r>
       <w:r>
-        <w:t xml:space="preserve">не позднее 08.09.20 2 5</w:t>
+        <w:t xml:space="preserve">не позднее 15.07.20 2 6</w:t>
       </w:r>
       <w:r>
         <w:t xml:space="preserve">.</w:t>
@@ -882,7 +1199,7 @@
               <w:t xml:space="preserve">Адрес регистрации: </w:t>
             </w:r>
             <w:r>
-              <w:t xml:space="preserve">пер. Победы, д. 75, с. Ивановское, Тверская обл.</w:t>
+              <w:t xml:space="preserve">наб. Строителей, д. 66, тер. СНТ «Родник», Московская обл.</w:t>
             </w:r>
           </w:p>
           <w:p>
@@ -921,7 +1238,7 @@
               <w:t xml:space="preserve">Тел.: </w:t>
             </w:r>
             <w:r>
-              <w:t xml:space="preserve">+7 (843) 742-22-27</w:t>
+              <w:t xml:space="preserve">+7 (843) 677-37-49</w:t>
             </w:r>
           </w:p>
           <w:p>
@@ -956,7 +1273,7 @@
           </w:p>
           <w:p>
             <w:r>
-              <w:t xml:space="preserve">Красногорск, Промышленная 59</w:t>
+              <w:t xml:space="preserve">Красногорск, Мира 74</w:t>
             </w:r>
           </w:p>
           <w:p>
@@ -977,7 +1294,7 @@
               <w:t xml:space="preserve">Адрес регистрации: </w:t>
             </w:r>
             <w:r>
-              <w:t xml:space="preserve">просп. Лесная, д. 60, пос. Заречный, Ленинградская обл.</w:t>
+              <w:t xml:space="preserve">бул. Полевая, д. 70, пос. Заречный, Республика Татарстан</w:t>
             </w:r>
           </w:p>
           <w:p>
@@ -1016,7 +1333,7 @@
               <w:t xml:space="preserve">Тел.: </w:t>
             </w:r>
             <w:r>
-              <w:t xml:space="preserve">+7 (495) 647-76-19</w:t>
+              <w:t xml:space="preserve">+7 (383) 550-61-92</w:t>
             </w:r>
           </w:p>
           <w:p>
@@ -1024,7 +1341,7 @@
               <w:t xml:space="preserve">E-mail: </w:t>
             </w:r>
             <w:r>
-              <w:t xml:space="preserve">petrova@romashka.ru</w:t>
+              <w:t xml:space="preserve">petrova@mail.ru</w:t>
             </w:r>
           </w:p>
           <w:p/>
@@ -1042,7 +1359,7 @@
     <w:p>
       <w:r>
         <w:pict>
-          <v:shape id="tb7963" type="#_x0000_t202" style="position:absolute;margin-left:0;margin-top:0;width:400pt;height:40pt">
+          <v:shape id="tb8216" type="#_x0000_t202" style="position:absolute;margin-left:0;margin-top:0;width:400pt;height:40pt">
             <v:textbox>
               <w:txbxContent>
                 <w:p>
@@ -1050,13 +1367,13 @@
                     <w:t xml:space="preserve">ВНИМАНИЕ! Бухгалтерия: </w:t>
                   </w:r>
                   <w:r>
-                    <w:t xml:space="preserve">Соколова Ольга Михайловна</w:t>
+                    <w:t xml:space="preserve">Смирнова Ольга Андреевна</w:t>
                   </w:r>
                   <w:r>
                     <w:t xml:space="preserve">, </w:t>
                   </w:r>
                   <w:r>
-                    <w:t xml:space="preserve">+7 (499) 234-13-75 доб. 784</w:t>
+                    <w:t xml:space="preserve">+7 (499) 611-93-58 доб. 136</w:t>
                   </w:r>
                 </w:p>
               </w:txbxContent>

--- a/tests/corpus_v2/docs/sale_0014.docx
+++ b/tests/corpus_v2/docs/sale_0014.docx
@@ -1132,6 +1132,37 @@
       </w:r>
       <w:r>
         <w:t xml:space="preserve">не позднее 15.07.20 2 6</w:t>
+      </w:r>
+      <w:r>
+        <w:t xml:space="preserve">.</w:t>
+      </w:r>
+    </w:p>
+    <w:p/>
+    <w:p>
+      <w:r>
+        <w:rPr>
+          <w:b/>
+        </w:rPr>
+        <w:t xml:space="preserve">6. ОСОБЫЕ УСЛОВИЯ ОТДЕЛЬНЫХ ВИДОВ ДАННЫХ</w:t>
+      </w:r>
+    </w:p>
+    <w:p>
+      <w:r>
+        <w:t xml:space="preserve">6.1. Полномочия представителя подтверждены доверенностью, реестровый номер </w:t>
+      </w:r>
+      <w:r>
+        <w:t xml:space="preserve">23/5-н/23-2025-2-1104</w:t>
+      </w:r>
+      <w:r>
+        <w:t xml:space="preserve">.</w:t>
+      </w:r>
+    </w:p>
+    <w:p>
+      <w:r>
+        <w:t xml:space="preserve">6.2. Для сопоставления в учёте указывается: </w:t>
+      </w:r>
+      <w:r>
+        <w:t xml:space="preserve">срок действия 12/2024-06/2025</w:t>
       </w:r>
       <w:r>
         <w:t xml:space="preserve">.</w:t>

--- a/tests/corpus_v2/docs/sale_0014.docx
+++ b/tests/corpus_v2/docs/sale_0014.docx
@@ -1148,21 +1148,87 @@
     </w:p>
     <w:p>
       <w:r>
-        <w:t xml:space="preserve">6.1. Полномочия представителя подтверждены доверенностью, реестровый номер </w:t>
-      </w:r>
-      <w:r>
-        <w:t xml:space="preserve">23/5-н/23-2025-2-1104</w:t>
-      </w:r>
-      <w:r>
-        <w:t xml:space="preserve">.</w:t>
-      </w:r>
-    </w:p>
-    <w:p>
-      <w:r>
-        <w:t xml:space="preserve">6.2. Для сопоставления в учёте указывается: </w:t>
-      </w:r>
-      <w:r>
-        <w:t xml:space="preserve">срок действия 12/2024-06/2025</w:t>
+        <w:t xml:space="preserve">6.1. Работы выполняются на основании ранее заключённого Договора № </w:t>
+      </w:r>
+      <w:r>
+        <w:t xml:space="preserve">01Ф-00034/16-124Д</w:t>
+      </w:r>
+      <w:r>
+        <w:t xml:space="preserve"> между теми же сторонами.</w:t>
+      </w:r>
+    </w:p>
+    <w:p>
+      <w:r>
+        <w:t xml:space="preserve">6.2. Первичные документы: </w:t>
+      </w:r>
+      <w:r>
+        <w:t xml:space="preserve">как указано в пункте 4.2 настоящего Договора</w:t>
+      </w:r>
+      <w:r>
+        <w:t xml:space="preserve">.</w:t>
+      </w:r>
+    </w:p>
+    <w:p>
+      <w:r>
+        <w:t xml:space="preserve">6.3. Запись о лицензии внесена в реестр за регистрационным номером </w:t>
+      </w:r>
+      <w:r>
+        <w:t xml:space="preserve">268530417</w:t>
+      </w:r>
+      <w:r>
+        <w:t xml:space="preserve">.</w:t>
+      </w:r>
+    </w:p>
+    <w:p>
+      <w:r>
+        <w:t xml:space="preserve">6.4. Внутренний учёт ведётся отдельно: </w:t>
+      </w:r>
+      <w:r>
+        <w:t xml:space="preserve">инвентарный номер 123456789</w:t>
+      </w:r>
+      <w:r>
+        <w:t xml:space="preserve">.</w:t>
+      </w:r>
+    </w:p>
+    <w:p>
+      <w:r>
+        <w:t xml:space="preserve">6.5. Полномочия представителя подтверждены доверенностью, реестровый номер </w:t>
+      </w:r>
+      <w:r>
+        <w:t xml:space="preserve">16/89-н/16-2024-3-215</w:t>
+      </w:r>
+      <w:r>
+        <w:t xml:space="preserve">.</w:t>
+      </w:r>
+    </w:p>
+    <w:p>
+      <w:r>
+        <w:t xml:space="preserve">6.6. Для сопоставления в учёте указывается: </w:t>
+      </w:r>
+      <w:r>
+        <w:t xml:space="preserve">ГОСТ Р 52044-2003</w:t>
+      </w:r>
+      <w:r>
+        <w:t xml:space="preserve">.</w:t>
+      </w:r>
+    </w:p>
+    <w:p>
+      <w:r>
+        <w:t xml:space="preserve">6.7. Решение принято большинством в </w:t>
+      </w:r>
+      <w:r>
+        <w:t xml:space="preserve">75 % голосов</w:t>
+      </w:r>
+      <w:r>
+        <w:t xml:space="preserve"> от общего числа голосов членов совета директоров.</w:t>
+      </w:r>
+    </w:p>
+    <w:p>
+      <w:r>
+        <w:t xml:space="preserve">6.8. Кворум определяется уставом: </w:t>
+      </w:r>
+      <w:r>
+        <w:t xml:space="preserve">доля брака не превышает 1 % партии</w:t>
       </w:r>
       <w:r>
         <w:t xml:space="preserve">.</w:t>

--- a/tests/corpus_v2/docs/sale_0014.docx
+++ b/tests/corpus_v2/docs/sale_0014.docx
@@ -1148,10 +1148,32 @@
     </w:p>
     <w:p>
       <w:r>
-        <w:t xml:space="preserve">6.1. Работы выполняются на основании ранее заключённого Договора № </w:t>
-      </w:r>
-      <w:r>
-        <w:t xml:space="preserve">01Ф-00034/16-124Д</w:t>
+        <w:t xml:space="preserve">6.1. Стороны ранее заключили </w:t>
+      </w:r>
+      <w:r>
+        <w:t xml:space="preserve">договор уступки права требования</w:t>
+      </w:r>
+      <w:r>
+        <w:t xml:space="preserve"> на сопоставимых условиях.</w:t>
+      </w:r>
+    </w:p>
+    <w:p>
+      <w:r>
+        <w:t xml:space="preserve">6.2. Прочие условия: </w:t>
+      </w:r>
+      <w:r>
+        <w:t xml:space="preserve">отношения сторон регулируются гражданским законодательством</w:t>
+      </w:r>
+      <w:r>
+        <w:t xml:space="preserve">.</w:t>
+      </w:r>
+    </w:p>
+    <w:p>
+      <w:r>
+        <w:t xml:space="preserve">6.3. Работы выполняются на основании ранее заключённого Договора № </w:t>
+      </w:r>
+      <w:r>
+        <w:t xml:space="preserve">СУБ-44/2023</w:t>
       </w:r>
       <w:r>
         <w:t xml:space="preserve"> между теми же сторонами.</w:t>
@@ -1159,29 +1181,73 @@
     </w:p>
     <w:p>
       <w:r>
-        <w:t xml:space="preserve">6.2. Первичные документы: </w:t>
-      </w:r>
-      <w:r>
-        <w:t xml:space="preserve">как указано в пункте 4.2 настоящего Договора</w:t>
-      </w:r>
-      <w:r>
-        <w:t xml:space="preserve">.</w:t>
-      </w:r>
-    </w:p>
-    <w:p>
-      <w:r>
-        <w:t xml:space="preserve">6.3. Запись о лицензии внесена в реестр за регистрационным номером </w:t>
-      </w:r>
-      <w:r>
-        <w:t xml:space="preserve">268530417</w:t>
-      </w:r>
-      <w:r>
-        <w:t xml:space="preserve">.</w:t>
-      </w:r>
-    </w:p>
-    <w:p>
-      <w:r>
-        <w:t xml:space="preserve">6.4. Внутренний учёт ведётся отдельно: </w:t>
+        <w:t xml:space="preserve">6.4. Первичные документы: </w:t>
+      </w:r>
+      <w:r>
+        <w:t xml:space="preserve">счёт-фактура выставлена без ссылки на номер</w:t>
+      </w:r>
+      <w:r>
+        <w:t xml:space="preserve">.</w:t>
+      </w:r>
+    </w:p>
+    <w:p>
+      <w:r>
+        <w:t xml:space="preserve">6.5. Паспорт гражданина Российской Федерации выдан </w:t>
+      </w:r>
+      <w:r>
+        <w:t xml:space="preserve">ОУФМС России по Тверской области в Заволжском р-не</w:t>
+      </w:r>
+      <w:r>
+        <w:t xml:space="preserve">, паспорт предъявлен при подписании.</w:t>
+      </w:r>
+    </w:p>
+    <w:p>
+      <w:r>
+        <w:t xml:space="preserve">6.6. Сопутствующие сведения: </w:t>
+      </w:r>
+      <w:r>
+        <w:t xml:space="preserve">доверенность выдана сроком на три года без права передоверия</w:t>
+      </w:r>
+      <w:r>
+        <w:t xml:space="preserve">.</w:t>
+      </w:r>
+    </w:p>
+    <w:p>
+      <w:r>
+        <w:t xml:space="preserve">6.7. Запись о государственной регистрации внесена регистрирующим органом: </w:t>
+      </w:r>
+      <w:r>
+        <w:t xml:space="preserve">Межрайонная ИФНС России № 46 по г. Москве</w:t>
+      </w:r>
+      <w:r>
+        <w:t xml:space="preserve">.</w:t>
+      </w:r>
+    </w:p>
+    <w:p>
+      <w:r>
+        <w:t xml:space="preserve">6.8. Общие сведения о регистрации: </w:t>
+      </w:r>
+      <w:r>
+        <w:t xml:space="preserve">отчётность представляется в налоговый орган по месту учёта</w:t>
+      </w:r>
+      <w:r>
+        <w:t xml:space="preserve">.</w:t>
+      </w:r>
+    </w:p>
+    <w:p>
+      <w:r>
+        <w:t xml:space="preserve">6.9. Запись о лицензии внесена в реестр за регистрационным номером </w:t>
+      </w:r>
+      <w:r>
+        <w:t xml:space="preserve">509118266</w:t>
+      </w:r>
+      <w:r>
+        <w:t xml:space="preserve">.</w:t>
+      </w:r>
+    </w:p>
+    <w:p>
+      <w:r>
+        <w:t xml:space="preserve">6.10. Внутренний учёт ведётся отдельно: </w:t>
       </w:r>
       <w:r>
         <w:t xml:space="preserve">инвентарный номер 123456789</w:t>
@@ -1192,32 +1258,32 @@
     </w:p>
     <w:p>
       <w:r>
-        <w:t xml:space="preserve">6.5. Полномочия представителя подтверждены доверенностью, реестровый номер </w:t>
-      </w:r>
-      <w:r>
-        <w:t xml:space="preserve">16/89-н/16-2024-3-215</w:t>
-      </w:r>
-      <w:r>
-        <w:t xml:space="preserve">.</w:t>
-      </w:r>
-    </w:p>
-    <w:p>
-      <w:r>
-        <w:t xml:space="preserve">6.6. Для сопоставления в учёте указывается: </w:t>
-      </w:r>
-      <w:r>
-        <w:t xml:space="preserve">ГОСТ Р 52044-2003</w:t>
-      </w:r>
-      <w:r>
-        <w:t xml:space="preserve">.</w:t>
-      </w:r>
-    </w:p>
-    <w:p>
-      <w:r>
-        <w:t xml:space="preserve">6.7. Решение принято большинством в </w:t>
-      </w:r>
-      <w:r>
-        <w:t xml:space="preserve">75 % голосов</w:t>
+        <w:t xml:space="preserve">6.11. Полномочия представителя подтверждены доверенностью, реестровый номер </w:t>
+      </w:r>
+      <w:r>
+        <w:t xml:space="preserve">23/5-н/23-2025-2-1104</w:t>
+      </w:r>
+      <w:r>
+        <w:t xml:space="preserve">.</w:t>
+      </w:r>
+    </w:p>
+    <w:p>
+      <w:r>
+        <w:t xml:space="preserve">6.12. Для сопоставления в учёте указывается: </w:t>
+      </w:r>
+      <w:r>
+        <w:t xml:space="preserve">кадастровый номер 77:01:0004012:2211</w:t>
+      </w:r>
+      <w:r>
+        <w:t xml:space="preserve">.</w:t>
+      </w:r>
+    </w:p>
+    <w:p>
+      <w:r>
+        <w:t xml:space="preserve">6.13. Решение принято большинством в </w:t>
+      </w:r>
+      <w:r>
+        <w:t xml:space="preserve">51 % акций</w:t>
       </w:r>
       <w:r>
         <w:t xml:space="preserve"> от общего числа голосов членов совета директоров.</w:t>
@@ -1225,7 +1291,7 @@
     </w:p>
     <w:p>
       <w:r>
-        <w:t xml:space="preserve">6.8. Кворум определяется уставом: </w:t>
+        <w:t xml:space="preserve">6.14. Кворум определяется уставом: </w:t>
       </w:r>
       <w:r>
         <w:t xml:space="preserve">доля брака не превышает 1 % партии</w:t>

--- a/tests/corpus_v2/docs/sale_0014.docx
+++ b/tests/corpus_v2/docs/sale_0014.docx
@@ -39,7 +39,7 @@
         <w:t xml:space="preserve">     </w:t>
       </w:r>
       <w:r>
-        <w:t xml:space="preserve">«24» августа 2024 г.</w:t>
+        <w:t xml:space="preserve">24.08.2024</w:t>
       </w:r>
     </w:p>
     <w:p/>
